--- a/word/NKNUIOT_IOTRead_Field.docx
+++ b/word/NKNUIOT_IOTRead_Field.docx
@@ -1,6 +1,6 @@
 
 <file path=word/document.xml><?xml version="1.0" encoding="utf-8"?>
-<w:document xmlns:wpc="http://schemas.microsoft.com/office/word/2010/wordprocessingCanvas" xmlns:cx="http://schemas.microsoft.com/office/drawing/2014/chartex" xmlns:cx1="http://schemas.microsoft.com/office/drawing/2015/9/8/chartex" xmlns:cx2="http://schemas.microsoft.com/office/drawing/2015/10/21/chartex" xmlns:cx3="http://schemas.microsoft.com/office/drawing/2016/5/9/chartex" xmlns:cx4="http://schemas.microsoft.com/office/drawing/2016/5/10/chartex" xmlns:cx5="http://schemas.microsoft.com/office/drawing/2016/5/11/chartex" xmlns:cx6="http://schemas.microsoft.com/office/drawing/2016/5/12/chartex" xmlns:cx7="http://schemas.microsoft.com/office/drawing/2016/5/13/chartex" xmlns:cx8="http://schemas.microsoft.com/office/drawing/2016/5/14/chartex" xmlns:mc="http://schemas.openxmlformats.org/markup-compatibility/2006" xmlns:aink="http://schemas.microsoft.com/office/drawing/2016/ink" xmlns:am3d="http://schemas.microsoft.com/office/drawing/2017/model3d" xmlns:o="urn:schemas-microsoft-com:office:office" xmlns:r="http://schemas.openxmlformats.org/officeDocument/2006/relationships" xmlns:m="http://schemas.openxmlformats.org/officeDocument/2006/math" xmlns:v="urn:schemas-microsoft-com:vml" xmlns:wp14="http://schemas.microsoft.com/office/word/2010/wordprocessingDrawing" xmlns:wp="http://schemas.openxmlformats.org/drawingml/2006/wordprocessingDrawing" xmlns:w10="urn:schemas-microsoft-com:office:word" xmlns:w="http://schemas.openxmlformats.org/wordprocessingml/2006/main" xmlns:w14="http://schemas.microsoft.com/office/word/2010/wordml" xmlns:w15="http://schemas.microsoft.com/office/word/2012/wordml" xmlns:w16cid="http://schemas.microsoft.com/office/word/2016/wordml/cid" xmlns:w16se="http://schemas.microsoft.com/office/word/2015/wordml/symex" xmlns:wpg="http://schemas.microsoft.com/office/word/2010/wordprocessingGroup" xmlns:wpi="http://schemas.microsoft.com/office/word/2010/wordprocessingInk" xmlns:wne="http://schemas.microsoft.com/office/word/2006/wordml" xmlns:wps="http://schemas.microsoft.com/office/word/2010/wordprocessingShape" mc:Ignorable="w14 w15 w16se w16cid wp14">
+<w:document xmlns:wpc="http://schemas.microsoft.com/office/word/2010/wordprocessingCanvas" xmlns:cx="http://schemas.microsoft.com/office/drawing/2014/chartex" xmlns:mc="http://schemas.openxmlformats.org/markup-compatibility/2006" xmlns:o="urn:schemas-microsoft-com:office:office" xmlns:r="http://schemas.openxmlformats.org/officeDocument/2006/relationships" xmlns:m="http://schemas.openxmlformats.org/officeDocument/2006/math" xmlns:v="urn:schemas-microsoft-com:vml" xmlns:wp14="http://schemas.microsoft.com/office/word/2010/wordprocessingDrawing" xmlns:wp="http://schemas.openxmlformats.org/drawingml/2006/wordprocessingDrawing" xmlns:w10="urn:schemas-microsoft-com:office:word" xmlns:w="http://schemas.openxmlformats.org/wordprocessingml/2006/main" xmlns:w14="http://schemas.microsoft.com/office/word/2010/wordml" xmlns:w15="http://schemas.microsoft.com/office/word/2012/wordml" xmlns:w16se="http://schemas.microsoft.com/office/word/2015/wordml/symex" xmlns:wpg="http://schemas.microsoft.com/office/word/2010/wordprocessingGroup" xmlns:wpi="http://schemas.microsoft.com/office/word/2010/wordprocessingInk" xmlns:wne="http://schemas.microsoft.com/office/word/2006/wordml" xmlns:wps="http://schemas.microsoft.com/office/word/2010/wordprocessingShape" mc:Ignorable="w14 w15 w16se wp14">
   <w:body>
     <w:p>
       <w:r>
@@ -9,19 +9,9 @@
         </w:rPr>
         <w:t>透過此積木可查詢</w:t>
       </w:r>
-      <w:proofErr w:type="gramStart"/>
-      <w:r>
-        <w:t>”</w:t>
-      </w:r>
-      <w:proofErr w:type="gramEnd"/>
-      <w:r>
-        <w:t>NKNU Weather Cloud氣象雲</w:t>
-      </w:r>
-      <w:proofErr w:type="gramStart"/>
-      <w:r>
-        <w:t>”</w:t>
-      </w:r>
-      <w:proofErr w:type="gramEnd"/>
+      <w:r>
+        <w:t>”NKNU Weather Cloud氣象雲”</w:t>
+      </w:r>
       <w:r>
         <w:rPr>
           <w:rFonts w:hint="eastAsia"/>
@@ -239,21 +229,7 @@
               <w:rPr>
                 <w:rFonts w:hint="eastAsia"/>
               </w:rPr>
-              <w:t>想查詢哪</w:t>
-            </w:r>
-            <w:proofErr w:type="gramStart"/>
-            <w:r>
-              <w:rPr>
-                <w:rFonts w:hint="eastAsia"/>
-              </w:rPr>
-              <w:t>個</w:t>
-            </w:r>
-            <w:proofErr w:type="gramEnd"/>
-            <w:r>
-              <w:rPr>
-                <w:rFonts w:hint="eastAsia"/>
-              </w:rPr>
-              <w:t>單位的設備</w:t>
+              <w:t>想查詢哪個單位的設備</w:t>
             </w:r>
           </w:p>
         </w:tc>
@@ -287,21 +263,7 @@
               <w:rPr>
                 <w:rFonts w:hint="eastAsia"/>
               </w:rPr>
-              <w:t>想查詢哪</w:t>
-            </w:r>
-            <w:proofErr w:type="gramStart"/>
-            <w:r>
-              <w:rPr>
-                <w:rFonts w:hint="eastAsia"/>
-              </w:rPr>
-              <w:t>個</w:t>
-            </w:r>
-            <w:proofErr w:type="gramEnd"/>
-            <w:r>
-              <w:rPr>
-                <w:rFonts w:hint="eastAsia"/>
-              </w:rPr>
-              <w:t>設備名稱</w:t>
+              <w:t>想查詢哪個設備名稱</w:t>
             </w:r>
           </w:p>
         </w:tc>
@@ -393,7 +355,7 @@
                 <w:rPr>
                   <w:rStyle w:val="a6"/>
                 </w:rPr>
-                <w:t>http://iot.nknu.edu.tw/Cloud/Login.aspx</w:t>
+                <w:t>https://iot.nknu.edu.tw/Cloud/Login.aspx</w:t>
               </w:r>
             </w:hyperlink>
           </w:p>
@@ -421,14 +383,32 @@
               </w:rPr>
               <w:t xml:space="preserve">測試網站 : </w:t>
             </w:r>
-            <w:hyperlink r:id="rId9" w:history="1">
-              <w:r>
-                <w:rPr>
-                  <w:rStyle w:val="a6"/>
-                </w:rPr>
-                <w:t>http://iottest.nknu.edu.tw/Cloud/Login.aspx</w:t>
-              </w:r>
-            </w:hyperlink>
+            <w:bookmarkStart w:id="0" w:name="_GoBack"/>
+            <w:bookmarkEnd w:id="0"/>
+            <w:r>
+              <w:fldChar w:fldCharType="begin"/>
+            </w:r>
+            <w:r>
+              <w:instrText xml:space="preserve"> HYPERLINK "</w:instrText>
+            </w:r>
+            <w:r>
+              <w:instrText>https://iottest.nknu.edu.tw/Cloud/Login.aspx</w:instrText>
+            </w:r>
+            <w:r>
+              <w:instrText xml:space="preserve">" </w:instrText>
+            </w:r>
+            <w:r>
+              <w:fldChar w:fldCharType="separate"/>
+            </w:r>
+            <w:r>
+              <w:rPr>
+                <w:rStyle w:val="a6"/>
+              </w:rPr>
+              <w:t>https://iottest.nknu.edu.tw/Cloud/Login.aspx</w:t>
+            </w:r>
+            <w:r>
+              <w:fldChar w:fldCharType="end"/>
+            </w:r>
           </w:p>
           <w:p>
             <w:pPr>
@@ -581,21 +561,7 @@
               <w:rPr>
                 <w:rFonts w:hint="eastAsia"/>
               </w:rPr>
-              <w:t>查詢成功，</w:t>
-            </w:r>
-            <w:proofErr w:type="gramStart"/>
-            <w:r>
-              <w:rPr>
-                <w:rFonts w:hint="eastAsia"/>
-              </w:rPr>
-              <w:t>查回該</w:t>
-            </w:r>
-            <w:proofErr w:type="gramEnd"/>
-            <w:r>
-              <w:rPr>
-                <w:rFonts w:hint="eastAsia"/>
-              </w:rPr>
-              <w:t>設備最新資料</w:t>
+              <w:t>查詢成功，查回該設備最新資料</w:t>
             </w:r>
           </w:p>
         </w:tc>
@@ -712,7 +678,7 @@
                     <pic:cNvPicPr/>
                   </pic:nvPicPr>
                   <pic:blipFill>
-                    <a:blip r:embed="rId10"/>
+                    <a:blip r:embed="rId9"/>
                     <a:stretch>
                       <a:fillRect/>
                     </a:stretch>
@@ -773,7 +739,7 @@
                     <pic:cNvPicPr/>
                   </pic:nvPicPr>
                   <pic:blipFill>
-                    <a:blip r:embed="rId11"/>
+                    <a:blip r:embed="rId10"/>
                     <a:stretch>
                       <a:fillRect/>
                     </a:stretch>
@@ -793,8 +759,6 @@
           </wp:inline>
         </w:drawing>
       </w:r>
-      <w:bookmarkStart w:id="0" w:name="_GoBack"/>
-      <w:bookmarkEnd w:id="0"/>
     </w:p>
     <w:p>
       <w:pPr>
@@ -834,7 +798,7 @@
                     <pic:cNvPicPr/>
                   </pic:nvPicPr>
                   <pic:blipFill>
-                    <a:blip r:embed="rId12"/>
+                    <a:blip r:embed="rId11"/>
                     <a:stretch>
                       <a:fillRect/>
                     </a:stretch>
@@ -1027,19 +991,11 @@
             <w:pPr>
               <w:ind w:left="0" w:firstLine="0"/>
             </w:pPr>
-            <w:proofErr w:type="gramStart"/>
-            <w:r>
-              <w:rPr>
-                <w:rFonts w:hint="eastAsia"/>
-              </w:rPr>
-              <w:t>感</w:t>
-            </w:r>
-            <w:proofErr w:type="gramEnd"/>
-            <w:r>
-              <w:rPr>
-                <w:rFonts w:hint="eastAsia"/>
-              </w:rPr>
-              <w:t>測器數值</w:t>
+            <w:r>
+              <w:rPr>
+                <w:rFonts w:hint="eastAsia"/>
+              </w:rPr>
+              <w:t>感測器數值</w:t>
             </w:r>
           </w:p>
         </w:tc>
@@ -1108,7 +1064,7 @@
                     <pic:cNvPicPr/>
                   </pic:nvPicPr>
                   <pic:blipFill>
-                    <a:blip r:embed="rId13"/>
+                    <a:blip r:embed="rId12"/>
                     <a:stretch>
                       <a:fillRect/>
                     </a:stretch>
@@ -1178,7 +1134,7 @@
                     <pic:cNvPicPr/>
                   </pic:nvPicPr>
                   <pic:blipFill>
-                    <a:blip r:embed="rId14"/>
+                    <a:blip r:embed="rId13"/>
                     <a:stretch>
                       <a:fillRect/>
                     </a:stretch>
@@ -1200,9 +1156,9 @@
       </w:r>
     </w:p>
     <w:sectPr>
-      <w:footerReference w:type="even" r:id="rId15"/>
-      <w:footerReference w:type="default" r:id="rId16"/>
-      <w:footerReference w:type="first" r:id="rId17"/>
+      <w:footerReference w:type="even" r:id="rId14"/>
+      <w:footerReference w:type="default" r:id="rId15"/>
+      <w:footerReference w:type="first" r:id="rId16"/>
       <w:pgSz w:w="11906" w:h="16838"/>
       <w:pgMar w:top="1418" w:right="996" w:bottom="1490" w:left="1419" w:header="720" w:footer="737" w:gutter="0"/>
       <w:cols w:space="720"/>
@@ -1212,7 +1168,7 @@
 </file>
 
 <file path=word/endnotes.xml><?xml version="1.0" encoding="utf-8"?>
-<w:endnotes xmlns:wpc="http://schemas.microsoft.com/office/word/2010/wordprocessingCanvas" xmlns:cx="http://schemas.microsoft.com/office/drawing/2014/chartex" xmlns:cx1="http://schemas.microsoft.com/office/drawing/2015/9/8/chartex" xmlns:cx2="http://schemas.microsoft.com/office/drawing/2015/10/21/chartex" xmlns:cx3="http://schemas.microsoft.com/office/drawing/2016/5/9/chartex" xmlns:cx4="http://schemas.microsoft.com/office/drawing/2016/5/10/chartex" xmlns:cx5="http://schemas.microsoft.com/office/drawing/2016/5/11/chartex" xmlns:cx6="http://schemas.microsoft.com/office/drawing/2016/5/12/chartex" xmlns:cx7="http://schemas.microsoft.com/office/drawing/2016/5/13/chartex" xmlns:cx8="http://schemas.microsoft.com/office/drawing/2016/5/14/chartex" xmlns:mc="http://schemas.openxmlformats.org/markup-compatibility/2006" xmlns:aink="http://schemas.microsoft.com/office/drawing/2016/ink" xmlns:am3d="http://schemas.microsoft.com/office/drawing/2017/model3d" xmlns:o="urn:schemas-microsoft-com:office:office" xmlns:r="http://schemas.openxmlformats.org/officeDocument/2006/relationships" xmlns:m="http://schemas.openxmlformats.org/officeDocument/2006/math" xmlns:v="urn:schemas-microsoft-com:vml" xmlns:wp14="http://schemas.microsoft.com/office/word/2010/wordprocessingDrawing" xmlns:wp="http://schemas.openxmlformats.org/drawingml/2006/wordprocessingDrawing" xmlns:w10="urn:schemas-microsoft-com:office:word" xmlns:w="http://schemas.openxmlformats.org/wordprocessingml/2006/main" xmlns:w14="http://schemas.microsoft.com/office/word/2010/wordml" xmlns:w15="http://schemas.microsoft.com/office/word/2012/wordml" xmlns:w16cid="http://schemas.microsoft.com/office/word/2016/wordml/cid" xmlns:w16se="http://schemas.microsoft.com/office/word/2015/wordml/symex" xmlns:wpg="http://schemas.microsoft.com/office/word/2010/wordprocessingGroup" xmlns:wpi="http://schemas.microsoft.com/office/word/2010/wordprocessingInk" xmlns:wne="http://schemas.microsoft.com/office/word/2006/wordml" xmlns:wps="http://schemas.microsoft.com/office/word/2010/wordprocessingShape" mc:Ignorable="w14 w15 w16se w16cid wp14">
+<w:endnotes xmlns:wpc="http://schemas.microsoft.com/office/word/2010/wordprocessingCanvas" xmlns:cx="http://schemas.microsoft.com/office/drawing/2014/chartex" xmlns:mc="http://schemas.openxmlformats.org/markup-compatibility/2006" xmlns:o="urn:schemas-microsoft-com:office:office" xmlns:r="http://schemas.openxmlformats.org/officeDocument/2006/relationships" xmlns:m="http://schemas.openxmlformats.org/officeDocument/2006/math" xmlns:v="urn:schemas-microsoft-com:vml" xmlns:wp14="http://schemas.microsoft.com/office/word/2010/wordprocessingDrawing" xmlns:wp="http://schemas.openxmlformats.org/drawingml/2006/wordprocessingDrawing" xmlns:w10="urn:schemas-microsoft-com:office:word" xmlns:w="http://schemas.openxmlformats.org/wordprocessingml/2006/main" xmlns:w14="http://schemas.microsoft.com/office/word/2010/wordml" xmlns:w15="http://schemas.microsoft.com/office/word/2012/wordml" xmlns:w16se="http://schemas.microsoft.com/office/word/2015/wordml/symex" xmlns:wpg="http://schemas.microsoft.com/office/word/2010/wordprocessingGroup" xmlns:wpi="http://schemas.microsoft.com/office/word/2010/wordprocessingInk" xmlns:wne="http://schemas.microsoft.com/office/word/2006/wordml" xmlns:wps="http://schemas.microsoft.com/office/word/2010/wordprocessingShape" mc:Ignorable="w14 w15 w16se wp14">
   <w:endnote w:type="separator" w:id="-1">
     <w:p>
       <w:pPr>
@@ -1237,7 +1193,7 @@
 </file>
 
 <file path=word/footer1.xml><?xml version="1.0" encoding="utf-8"?>
-<w:ftr xmlns:wpc="http://schemas.microsoft.com/office/word/2010/wordprocessingCanvas" xmlns:cx="http://schemas.microsoft.com/office/drawing/2014/chartex" xmlns:cx1="http://schemas.microsoft.com/office/drawing/2015/9/8/chartex" xmlns:cx2="http://schemas.microsoft.com/office/drawing/2015/10/21/chartex" xmlns:cx3="http://schemas.microsoft.com/office/drawing/2016/5/9/chartex" xmlns:cx4="http://schemas.microsoft.com/office/drawing/2016/5/10/chartex" xmlns:cx5="http://schemas.microsoft.com/office/drawing/2016/5/11/chartex" xmlns:cx6="http://schemas.microsoft.com/office/drawing/2016/5/12/chartex" xmlns:cx7="http://schemas.microsoft.com/office/drawing/2016/5/13/chartex" xmlns:cx8="http://schemas.microsoft.com/office/drawing/2016/5/14/chartex" xmlns:mc="http://schemas.openxmlformats.org/markup-compatibility/2006" xmlns:aink="http://schemas.microsoft.com/office/drawing/2016/ink" xmlns:am3d="http://schemas.microsoft.com/office/drawing/2017/model3d" xmlns:o="urn:schemas-microsoft-com:office:office" xmlns:r="http://schemas.openxmlformats.org/officeDocument/2006/relationships" xmlns:m="http://schemas.openxmlformats.org/officeDocument/2006/math" xmlns:v="urn:schemas-microsoft-com:vml" xmlns:wp14="http://schemas.microsoft.com/office/word/2010/wordprocessingDrawing" xmlns:wp="http://schemas.openxmlformats.org/drawingml/2006/wordprocessingDrawing" xmlns:w10="urn:schemas-microsoft-com:office:word" xmlns:w="http://schemas.openxmlformats.org/wordprocessingml/2006/main" xmlns:w14="http://schemas.microsoft.com/office/word/2010/wordml" xmlns:w15="http://schemas.microsoft.com/office/word/2012/wordml" xmlns:w16cid="http://schemas.microsoft.com/office/word/2016/wordml/cid" xmlns:w16se="http://schemas.microsoft.com/office/word/2015/wordml/symex" xmlns:wpg="http://schemas.microsoft.com/office/word/2010/wordprocessingGroup" xmlns:wpi="http://schemas.microsoft.com/office/word/2010/wordprocessingInk" xmlns:wne="http://schemas.microsoft.com/office/word/2006/wordml" xmlns:wps="http://schemas.microsoft.com/office/word/2010/wordprocessingShape" mc:Ignorable="w14 w15 w16se w16cid wp14">
+<w:ftr xmlns:wpc="http://schemas.microsoft.com/office/word/2010/wordprocessingCanvas" xmlns:cx="http://schemas.microsoft.com/office/drawing/2014/chartex" xmlns:mc="http://schemas.openxmlformats.org/markup-compatibility/2006" xmlns:o="urn:schemas-microsoft-com:office:office" xmlns:r="http://schemas.openxmlformats.org/officeDocument/2006/relationships" xmlns:m="http://schemas.openxmlformats.org/officeDocument/2006/math" xmlns:v="urn:schemas-microsoft-com:vml" xmlns:wp14="http://schemas.microsoft.com/office/word/2010/wordprocessingDrawing" xmlns:wp="http://schemas.openxmlformats.org/drawingml/2006/wordprocessingDrawing" xmlns:w10="urn:schemas-microsoft-com:office:word" xmlns:w="http://schemas.openxmlformats.org/wordprocessingml/2006/main" xmlns:w14="http://schemas.microsoft.com/office/word/2010/wordml" xmlns:w15="http://schemas.microsoft.com/office/word/2012/wordml" xmlns:w16se="http://schemas.microsoft.com/office/word/2015/wordml/symex" xmlns:wpg="http://schemas.microsoft.com/office/word/2010/wordprocessingGroup" xmlns:wpi="http://schemas.microsoft.com/office/word/2010/wordprocessingInk" xmlns:wne="http://schemas.microsoft.com/office/word/2006/wordml" xmlns:wps="http://schemas.microsoft.com/office/word/2010/wordprocessingShape" mc:Ignorable="w14 w15 w16se wp14">
   <w:p>
     <w:pPr>
       <w:spacing w:after="0" w:line="259" w:lineRule="auto"/>
@@ -1314,15 +1270,12 @@
 </file>
 
 <file path=word/footer2.xml><?xml version="1.0" encoding="utf-8"?>
-<w:ftr xmlns:wpc="http://schemas.microsoft.com/office/word/2010/wordprocessingCanvas" xmlns:cx="http://schemas.microsoft.com/office/drawing/2014/chartex" xmlns:cx1="http://schemas.microsoft.com/office/drawing/2015/9/8/chartex" xmlns:cx2="http://schemas.microsoft.com/office/drawing/2015/10/21/chartex" xmlns:cx3="http://schemas.microsoft.com/office/drawing/2016/5/9/chartex" xmlns:cx4="http://schemas.microsoft.com/office/drawing/2016/5/10/chartex" xmlns:cx5="http://schemas.microsoft.com/office/drawing/2016/5/11/chartex" xmlns:cx6="http://schemas.microsoft.com/office/drawing/2016/5/12/chartex" xmlns:cx7="http://schemas.microsoft.com/office/drawing/2016/5/13/chartex" xmlns:cx8="http://schemas.microsoft.com/office/drawing/2016/5/14/chartex" xmlns:mc="http://schemas.openxmlformats.org/markup-compatibility/2006" xmlns:aink="http://schemas.microsoft.com/office/drawing/2016/ink" xmlns:am3d="http://schemas.microsoft.com/office/drawing/2017/model3d" xmlns:o="urn:schemas-microsoft-com:office:office" xmlns:r="http://schemas.openxmlformats.org/officeDocument/2006/relationships" xmlns:m="http://schemas.openxmlformats.org/officeDocument/2006/math" xmlns:v="urn:schemas-microsoft-com:vml" xmlns:wp14="http://schemas.microsoft.com/office/word/2010/wordprocessingDrawing" xmlns:wp="http://schemas.openxmlformats.org/drawingml/2006/wordprocessingDrawing" xmlns:w10="urn:schemas-microsoft-com:office:word" xmlns:w="http://schemas.openxmlformats.org/wordprocessingml/2006/main" xmlns:w14="http://schemas.microsoft.com/office/word/2010/wordml" xmlns:w15="http://schemas.microsoft.com/office/word/2012/wordml" xmlns:w16cid="http://schemas.microsoft.com/office/word/2016/wordml/cid" xmlns:w16se="http://schemas.microsoft.com/office/word/2015/wordml/symex" xmlns:wpg="http://schemas.microsoft.com/office/word/2010/wordprocessingGroup" xmlns:wpi="http://schemas.microsoft.com/office/word/2010/wordprocessingInk" xmlns:wne="http://schemas.microsoft.com/office/word/2006/wordml" xmlns:wps="http://schemas.microsoft.com/office/word/2010/wordprocessingShape" mc:Ignorable="w14 w15 w16se w16cid wp14">
+<w:ftr xmlns:wpc="http://schemas.microsoft.com/office/word/2010/wordprocessingCanvas" xmlns:cx="http://schemas.microsoft.com/office/drawing/2014/chartex" xmlns:mc="http://schemas.openxmlformats.org/markup-compatibility/2006" xmlns:o="urn:schemas-microsoft-com:office:office" xmlns:r="http://schemas.openxmlformats.org/officeDocument/2006/relationships" xmlns:m="http://schemas.openxmlformats.org/officeDocument/2006/math" xmlns:v="urn:schemas-microsoft-com:vml" xmlns:wp14="http://schemas.microsoft.com/office/word/2010/wordprocessingDrawing" xmlns:wp="http://schemas.openxmlformats.org/drawingml/2006/wordprocessingDrawing" xmlns:w10="urn:schemas-microsoft-com:office:word" xmlns:w="http://schemas.openxmlformats.org/wordprocessingml/2006/main" xmlns:w14="http://schemas.microsoft.com/office/word/2010/wordml" xmlns:w15="http://schemas.microsoft.com/office/word/2012/wordml" xmlns:w16se="http://schemas.microsoft.com/office/word/2015/wordml/symex" xmlns:wpg="http://schemas.microsoft.com/office/word/2010/wordprocessingGroup" xmlns:wpi="http://schemas.microsoft.com/office/word/2010/wordprocessingInk" xmlns:wne="http://schemas.microsoft.com/office/word/2006/wordml" xmlns:wps="http://schemas.microsoft.com/office/word/2010/wordprocessingShape" mc:Ignorable="w14 w15 w16se wp14">
   <w:p>
     <w:pPr>
       <w:spacing w:after="0" w:line="259" w:lineRule="auto"/>
       <w:ind w:left="0" w:right="370" w:firstLine="0"/>
       <w:jc w:val="right"/>
-      <w:rPr>
-        <w:rFonts w:hint="eastAsia"/>
-      </w:rPr>
     </w:pPr>
     <w:r>
       <w:rPr>
@@ -1388,7 +1341,7 @@
 </file>
 
 <file path=word/footer3.xml><?xml version="1.0" encoding="utf-8"?>
-<w:ftr xmlns:wpc="http://schemas.microsoft.com/office/word/2010/wordprocessingCanvas" xmlns:cx="http://schemas.microsoft.com/office/drawing/2014/chartex" xmlns:cx1="http://schemas.microsoft.com/office/drawing/2015/9/8/chartex" xmlns:cx2="http://schemas.microsoft.com/office/drawing/2015/10/21/chartex" xmlns:cx3="http://schemas.microsoft.com/office/drawing/2016/5/9/chartex" xmlns:cx4="http://schemas.microsoft.com/office/drawing/2016/5/10/chartex" xmlns:cx5="http://schemas.microsoft.com/office/drawing/2016/5/11/chartex" xmlns:cx6="http://schemas.microsoft.com/office/drawing/2016/5/12/chartex" xmlns:cx7="http://schemas.microsoft.com/office/drawing/2016/5/13/chartex" xmlns:cx8="http://schemas.microsoft.com/office/drawing/2016/5/14/chartex" xmlns:mc="http://schemas.openxmlformats.org/markup-compatibility/2006" xmlns:aink="http://schemas.microsoft.com/office/drawing/2016/ink" xmlns:am3d="http://schemas.microsoft.com/office/drawing/2017/model3d" xmlns:o="urn:schemas-microsoft-com:office:office" xmlns:r="http://schemas.openxmlformats.org/officeDocument/2006/relationships" xmlns:m="http://schemas.openxmlformats.org/officeDocument/2006/math" xmlns:v="urn:schemas-microsoft-com:vml" xmlns:wp14="http://schemas.microsoft.com/office/word/2010/wordprocessingDrawing" xmlns:wp="http://schemas.openxmlformats.org/drawingml/2006/wordprocessingDrawing" xmlns:w10="urn:schemas-microsoft-com:office:word" xmlns:w="http://schemas.openxmlformats.org/wordprocessingml/2006/main" xmlns:w14="http://schemas.microsoft.com/office/word/2010/wordml" xmlns:w15="http://schemas.microsoft.com/office/word/2012/wordml" xmlns:w16cid="http://schemas.microsoft.com/office/word/2016/wordml/cid" xmlns:w16se="http://schemas.microsoft.com/office/word/2015/wordml/symex" xmlns:wpg="http://schemas.microsoft.com/office/word/2010/wordprocessingGroup" xmlns:wpi="http://schemas.microsoft.com/office/word/2010/wordprocessingInk" xmlns:wne="http://schemas.microsoft.com/office/word/2006/wordml" xmlns:wps="http://schemas.microsoft.com/office/word/2010/wordprocessingShape" mc:Ignorable="w14 w15 w16se w16cid wp14">
+<w:ftr xmlns:wpc="http://schemas.microsoft.com/office/word/2010/wordprocessingCanvas" xmlns:cx="http://schemas.microsoft.com/office/drawing/2014/chartex" xmlns:mc="http://schemas.openxmlformats.org/markup-compatibility/2006" xmlns:o="urn:schemas-microsoft-com:office:office" xmlns:r="http://schemas.openxmlformats.org/officeDocument/2006/relationships" xmlns:m="http://schemas.openxmlformats.org/officeDocument/2006/math" xmlns:v="urn:schemas-microsoft-com:vml" xmlns:wp14="http://schemas.microsoft.com/office/word/2010/wordprocessingDrawing" xmlns:wp="http://schemas.openxmlformats.org/drawingml/2006/wordprocessingDrawing" xmlns:w10="urn:schemas-microsoft-com:office:word" xmlns:w="http://schemas.openxmlformats.org/wordprocessingml/2006/main" xmlns:w14="http://schemas.microsoft.com/office/word/2010/wordml" xmlns:w15="http://schemas.microsoft.com/office/word/2012/wordml" xmlns:w16se="http://schemas.microsoft.com/office/word/2015/wordml/symex" xmlns:wpg="http://schemas.microsoft.com/office/word/2010/wordprocessingGroup" xmlns:wpi="http://schemas.microsoft.com/office/word/2010/wordprocessingInk" xmlns:wne="http://schemas.microsoft.com/office/word/2006/wordml" xmlns:wps="http://schemas.microsoft.com/office/word/2010/wordprocessingShape" mc:Ignorable="w14 w15 w16se wp14">
   <w:p>
     <w:pPr>
       <w:spacing w:after="0" w:line="259" w:lineRule="auto"/>
@@ -1465,7 +1418,7 @@
 </file>
 
 <file path=word/footnotes.xml><?xml version="1.0" encoding="utf-8"?>
-<w:footnotes xmlns:wpc="http://schemas.microsoft.com/office/word/2010/wordprocessingCanvas" xmlns:cx="http://schemas.microsoft.com/office/drawing/2014/chartex" xmlns:cx1="http://schemas.microsoft.com/office/drawing/2015/9/8/chartex" xmlns:cx2="http://schemas.microsoft.com/office/drawing/2015/10/21/chartex" xmlns:cx3="http://schemas.microsoft.com/office/drawing/2016/5/9/chartex" xmlns:cx4="http://schemas.microsoft.com/office/drawing/2016/5/10/chartex" xmlns:cx5="http://schemas.microsoft.com/office/drawing/2016/5/11/chartex" xmlns:cx6="http://schemas.microsoft.com/office/drawing/2016/5/12/chartex" xmlns:cx7="http://schemas.microsoft.com/office/drawing/2016/5/13/chartex" xmlns:cx8="http://schemas.microsoft.com/office/drawing/2016/5/14/chartex" xmlns:mc="http://schemas.openxmlformats.org/markup-compatibility/2006" xmlns:aink="http://schemas.microsoft.com/office/drawing/2016/ink" xmlns:am3d="http://schemas.microsoft.com/office/drawing/2017/model3d" xmlns:o="urn:schemas-microsoft-com:office:office" xmlns:r="http://schemas.openxmlformats.org/officeDocument/2006/relationships" xmlns:m="http://schemas.openxmlformats.org/officeDocument/2006/math" xmlns:v="urn:schemas-microsoft-com:vml" xmlns:wp14="http://schemas.microsoft.com/office/word/2010/wordprocessingDrawing" xmlns:wp="http://schemas.openxmlformats.org/drawingml/2006/wordprocessingDrawing" xmlns:w10="urn:schemas-microsoft-com:office:word" xmlns:w="http://schemas.openxmlformats.org/wordprocessingml/2006/main" xmlns:w14="http://schemas.microsoft.com/office/word/2010/wordml" xmlns:w15="http://schemas.microsoft.com/office/word/2012/wordml" xmlns:w16cid="http://schemas.microsoft.com/office/word/2016/wordml/cid" xmlns:w16se="http://schemas.microsoft.com/office/word/2015/wordml/symex" xmlns:wpg="http://schemas.microsoft.com/office/word/2010/wordprocessingGroup" xmlns:wpi="http://schemas.microsoft.com/office/word/2010/wordprocessingInk" xmlns:wne="http://schemas.microsoft.com/office/word/2006/wordml" xmlns:wps="http://schemas.microsoft.com/office/word/2010/wordprocessingShape" mc:Ignorable="w14 w15 w16se w16cid wp14">
+<w:footnotes xmlns:wpc="http://schemas.microsoft.com/office/word/2010/wordprocessingCanvas" xmlns:cx="http://schemas.microsoft.com/office/drawing/2014/chartex" xmlns:mc="http://schemas.openxmlformats.org/markup-compatibility/2006" xmlns:o="urn:schemas-microsoft-com:office:office" xmlns:r="http://schemas.openxmlformats.org/officeDocument/2006/relationships" xmlns:m="http://schemas.openxmlformats.org/officeDocument/2006/math" xmlns:v="urn:schemas-microsoft-com:vml" xmlns:wp14="http://schemas.microsoft.com/office/word/2010/wordprocessingDrawing" xmlns:wp="http://schemas.openxmlformats.org/drawingml/2006/wordprocessingDrawing" xmlns:w10="urn:schemas-microsoft-com:office:word" xmlns:w="http://schemas.openxmlformats.org/wordprocessingml/2006/main" xmlns:w14="http://schemas.microsoft.com/office/word/2010/wordml" xmlns:w15="http://schemas.microsoft.com/office/word/2012/wordml" xmlns:w16se="http://schemas.microsoft.com/office/word/2015/wordml/symex" xmlns:wpg="http://schemas.microsoft.com/office/word/2010/wordprocessingGroup" xmlns:wpi="http://schemas.microsoft.com/office/word/2010/wordprocessingInk" xmlns:wne="http://schemas.microsoft.com/office/word/2006/wordml" xmlns:wps="http://schemas.microsoft.com/office/word/2010/wordprocessingShape" mc:Ignorable="w14 w15 w16se wp14">
   <w:footnote w:type="separator" w:id="-1">
     <w:p>
       <w:pPr>
@@ -1490,7 +1443,7 @@
 </file>
 
 <file path=word/numbering.xml><?xml version="1.0" encoding="utf-8"?>
-<w:numbering xmlns:wpc="http://schemas.microsoft.com/office/word/2010/wordprocessingCanvas" xmlns:cx="http://schemas.microsoft.com/office/drawing/2014/chartex" xmlns:cx1="http://schemas.microsoft.com/office/drawing/2015/9/8/chartex" xmlns:cx2="http://schemas.microsoft.com/office/drawing/2015/10/21/chartex" xmlns:cx3="http://schemas.microsoft.com/office/drawing/2016/5/9/chartex" xmlns:cx4="http://schemas.microsoft.com/office/drawing/2016/5/10/chartex" xmlns:cx5="http://schemas.microsoft.com/office/drawing/2016/5/11/chartex" xmlns:cx6="http://schemas.microsoft.com/office/drawing/2016/5/12/chartex" xmlns:cx7="http://schemas.microsoft.com/office/drawing/2016/5/13/chartex" xmlns:cx8="http://schemas.microsoft.com/office/drawing/2016/5/14/chartex" xmlns:mc="http://schemas.openxmlformats.org/markup-compatibility/2006" xmlns:aink="http://schemas.microsoft.com/office/drawing/2016/ink" xmlns:am3d="http://schemas.microsoft.com/office/drawing/2017/model3d" xmlns:o="urn:schemas-microsoft-com:office:office" xmlns:r="http://schemas.openxmlformats.org/officeDocument/2006/relationships" xmlns:m="http://schemas.openxmlformats.org/officeDocument/2006/math" xmlns:v="urn:schemas-microsoft-com:vml" xmlns:wp14="http://schemas.microsoft.com/office/word/2010/wordprocessingDrawing" xmlns:wp="http://schemas.openxmlformats.org/drawingml/2006/wordprocessingDrawing" xmlns:w10="urn:schemas-microsoft-com:office:word" xmlns:w="http://schemas.openxmlformats.org/wordprocessingml/2006/main" xmlns:w14="http://schemas.microsoft.com/office/word/2010/wordml" xmlns:w15="http://schemas.microsoft.com/office/word/2012/wordml" xmlns:w16cid="http://schemas.microsoft.com/office/word/2016/wordml/cid" xmlns:w16se="http://schemas.microsoft.com/office/word/2015/wordml/symex" xmlns:wpg="http://schemas.microsoft.com/office/word/2010/wordprocessingGroup" xmlns:wpi="http://schemas.microsoft.com/office/word/2010/wordprocessingInk" xmlns:wne="http://schemas.microsoft.com/office/word/2006/wordml" xmlns:wps="http://schemas.microsoft.com/office/word/2010/wordprocessingShape" mc:Ignorable="w14 w15 w16se w16cid wp14">
+<w:numbering xmlns:wpc="http://schemas.microsoft.com/office/word/2010/wordprocessingCanvas" xmlns:cx="http://schemas.microsoft.com/office/drawing/2014/chartex" xmlns:mc="http://schemas.openxmlformats.org/markup-compatibility/2006" xmlns:o="urn:schemas-microsoft-com:office:office" xmlns:r="http://schemas.openxmlformats.org/officeDocument/2006/relationships" xmlns:m="http://schemas.openxmlformats.org/officeDocument/2006/math" xmlns:v="urn:schemas-microsoft-com:vml" xmlns:wp14="http://schemas.microsoft.com/office/word/2010/wordprocessingDrawing" xmlns:wp="http://schemas.openxmlformats.org/drawingml/2006/wordprocessingDrawing" xmlns:w10="urn:schemas-microsoft-com:office:word" xmlns:w="http://schemas.openxmlformats.org/wordprocessingml/2006/main" xmlns:w14="http://schemas.microsoft.com/office/word/2010/wordml" xmlns:w15="http://schemas.microsoft.com/office/word/2012/wordml" xmlns:w16se="http://schemas.microsoft.com/office/word/2015/wordml/symex" xmlns:wpg="http://schemas.microsoft.com/office/word/2010/wordprocessingGroup" xmlns:wpi="http://schemas.microsoft.com/office/word/2010/wordprocessingInk" xmlns:wne="http://schemas.microsoft.com/office/word/2006/wordml" xmlns:wps="http://schemas.microsoft.com/office/word/2010/wordprocessingShape" mc:Ignorable="w14 w15 w16se wp14">
   <w:abstractNum w:abstractNumId="0" w15:restartNumberingAfterBreak="0">
     <w:nsid w:val="113D0E00"/>
     <w:multiLevelType w:val="hybridMultilevel"/>
@@ -1710,7 +1663,7 @@
 </file>
 
 <file path=word/styles.xml><?xml version="1.0" encoding="utf-8"?>
-<w:styles xmlns:mc="http://schemas.openxmlformats.org/markup-compatibility/2006" xmlns:r="http://schemas.openxmlformats.org/officeDocument/2006/relationships" xmlns:w="http://schemas.openxmlformats.org/wordprocessingml/2006/main" xmlns:w14="http://schemas.microsoft.com/office/word/2010/wordml" xmlns:w15="http://schemas.microsoft.com/office/word/2012/wordml" xmlns:w16cid="http://schemas.microsoft.com/office/word/2016/wordml/cid" xmlns:w16se="http://schemas.microsoft.com/office/word/2015/wordml/symex" mc:Ignorable="w14 w15 w16se w16cid">
+<w:styles xmlns:mc="http://schemas.openxmlformats.org/markup-compatibility/2006" xmlns:r="http://schemas.openxmlformats.org/officeDocument/2006/relationships" xmlns:w="http://schemas.openxmlformats.org/wordprocessingml/2006/main" xmlns:w14="http://schemas.microsoft.com/office/word/2010/wordml" xmlns:w15="http://schemas.microsoft.com/office/word/2012/wordml" xmlns:w16se="http://schemas.microsoft.com/office/word/2015/wordml/symex" mc:Ignorable="w14 w15 w16se">
   <w:docDefaults>
     <w:rPrDefault>
       <w:rPr>
@@ -1723,7 +1676,7 @@
     </w:rPrDefault>
     <w:pPrDefault/>
   </w:docDefaults>
-  <w:latentStyles w:defLockedState="0" w:defUIPriority="99" w:defSemiHidden="0" w:defUnhideWhenUsed="0" w:defQFormat="0" w:count="375">
+  <w:latentStyles w:defLockedState="0" w:defUIPriority="99" w:defSemiHidden="0" w:defUnhideWhenUsed="0" w:defQFormat="0" w:count="371">
     <w:lsdException w:name="Normal" w:uiPriority="0" w:qFormat="1"/>
     <w:lsdException w:name="heading 1" w:uiPriority="9" w:qFormat="1"/>
     <w:lsdException w:name="heading 2" w:semiHidden="1" w:uiPriority="9" w:unhideWhenUsed="1" w:qFormat="1"/>
@@ -2095,10 +2048,6 @@
     <w:lsdException w:name="List Table 5 Dark Accent 6" w:uiPriority="50"/>
     <w:lsdException w:name="List Table 6 Colorful Accent 6" w:uiPriority="51"/>
     <w:lsdException w:name="List Table 7 Colorful Accent 6" w:uiPriority="52"/>
-    <w:lsdException w:name="Mention" w:semiHidden="1" w:unhideWhenUsed="1"/>
-    <w:lsdException w:name="Smart Hyperlink" w:semiHidden="1" w:unhideWhenUsed="1"/>
-    <w:lsdException w:name="Hashtag" w:semiHidden="1" w:unhideWhenUsed="1"/>
-    <w:lsdException w:name="Unresolved Mention" w:semiHidden="1" w:unhideWhenUsed="1"/>
   </w:latentStyles>
   <w:style w:type="paragraph" w:default="1" w:styleId="a">
     <w:name w:val="Normal"/>
@@ -2198,7 +2147,7 @@
       <w:u w:val="single"/>
     </w:rPr>
   </w:style>
-  <w:style w:type="character" w:styleId="a7">
+  <w:style w:type="character" w:customStyle="1" w:styleId="UnresolvedMention">
     <w:name w:val="Unresolved Mention"/>
     <w:basedOn w:val="a0"/>
     <w:uiPriority w:val="99"/>

--- a/word/NKNUIOT_IOTRead_Field.docx
+++ b/word/NKNUIOT_IOTRead_Field.docx
@@ -3,48 +3,72 @@
 <w:document xmlns:wpc="http://schemas.microsoft.com/office/word/2010/wordprocessingCanvas" xmlns:cx="http://schemas.microsoft.com/office/drawing/2014/chartex" xmlns:mc="http://schemas.openxmlformats.org/markup-compatibility/2006" xmlns:o="urn:schemas-microsoft-com:office:office" xmlns:r="http://schemas.openxmlformats.org/officeDocument/2006/relationships" xmlns:m="http://schemas.openxmlformats.org/officeDocument/2006/math" xmlns:v="urn:schemas-microsoft-com:vml" xmlns:wp14="http://schemas.microsoft.com/office/word/2010/wordprocessingDrawing" xmlns:wp="http://schemas.openxmlformats.org/drawingml/2006/wordprocessingDrawing" xmlns:w10="urn:schemas-microsoft-com:office:word" xmlns:w="http://schemas.openxmlformats.org/wordprocessingml/2006/main" xmlns:w14="http://schemas.microsoft.com/office/word/2010/wordml" xmlns:w15="http://schemas.microsoft.com/office/word/2012/wordml" xmlns:w16se="http://schemas.microsoft.com/office/word/2015/wordml/symex" xmlns:wpg="http://schemas.microsoft.com/office/word/2010/wordprocessingGroup" xmlns:wpi="http://schemas.microsoft.com/office/word/2010/wordprocessingInk" xmlns:wne="http://schemas.microsoft.com/office/word/2006/wordml" xmlns:wps="http://schemas.microsoft.com/office/word/2010/wordprocessingShape" mc:Ignorable="w14 w15 w16se wp14">
   <w:body>
     <w:p>
+      <w:pPr>
+        <w:rPr>
+          <w:rFonts w:ascii="Noto Sans TC" w:eastAsia="Noto Sans TC" w:hAnsi="Noto Sans TC"/>
+        </w:rPr>
+      </w:pPr>
       <w:r>
         <w:rPr>
-          <w:rFonts w:hint="eastAsia"/>
+          <w:rFonts w:ascii="Noto Sans TC" w:eastAsia="Noto Sans TC" w:hAnsi="Noto Sans TC" w:hint="eastAsia"/>
         </w:rPr>
         <w:t>透過此積木可查詢</w:t>
       </w:r>
+      <w:proofErr w:type="gramStart"/>
       <w:r>
-        <w:t>”NKNU Weather Cloud氣象雲”</w:t>
+        <w:rPr>
+          <w:rFonts w:ascii="Noto Sans TC" w:eastAsia="Noto Sans TC" w:hAnsi="Noto Sans TC"/>
+        </w:rPr>
+        <w:t>”</w:t>
       </w:r>
+      <w:proofErr w:type="gramEnd"/>
       <w:r>
         <w:rPr>
-          <w:rFonts w:hint="eastAsia"/>
+          <w:rFonts w:ascii="Noto Sans TC" w:eastAsia="Noto Sans TC" w:hAnsi="Noto Sans TC"/>
+        </w:rPr>
+        <w:t>NKNU Weather Cloud氣象雲</w:t>
+      </w:r>
+      <w:proofErr w:type="gramStart"/>
+      <w:r>
+        <w:rPr>
+          <w:rFonts w:ascii="Noto Sans TC" w:eastAsia="Noto Sans TC" w:hAnsi="Noto Sans TC"/>
+        </w:rPr>
+        <w:t>”</w:t>
+      </w:r>
+      <w:proofErr w:type="gramEnd"/>
+      <w:r>
+        <w:rPr>
+          <w:rFonts w:ascii="Noto Sans TC" w:eastAsia="Noto Sans TC" w:hAnsi="Noto Sans TC" w:hint="eastAsia"/>
         </w:rPr>
         <w:t>的最新</w:t>
       </w:r>
       <w:r>
         <w:rPr>
-          <w:rFonts w:hint="eastAsia"/>
+          <w:rFonts w:ascii="Noto Sans TC" w:eastAsia="Noto Sans TC" w:hAnsi="Noto Sans TC" w:hint="eastAsia"/>
         </w:rPr>
         <w:t>數筆</w:t>
       </w:r>
       <w:r>
         <w:rPr>
-          <w:rFonts w:hint="eastAsia"/>
+          <w:rFonts w:ascii="Noto Sans TC" w:eastAsia="Noto Sans TC" w:hAnsi="Noto Sans TC" w:hint="eastAsia"/>
         </w:rPr>
         <w:t>資料</w:t>
       </w:r>
       <w:r>
         <w:rPr>
-          <w:rFonts w:hint="eastAsia"/>
+          <w:rFonts w:ascii="Noto Sans TC" w:eastAsia="Noto Sans TC" w:hAnsi="Noto Sans TC" w:hint="eastAsia"/>
         </w:rPr>
         <w:t>，通常一筆是一小時</w:t>
       </w:r>
       <w:r>
         <w:rPr>
-          <w:rFonts w:hint="eastAsia"/>
+          <w:rFonts w:ascii="Noto Sans TC" w:eastAsia="Noto Sans TC" w:hAnsi="Noto Sans TC" w:hint="eastAsia"/>
         </w:rPr>
         <w:t>，</w:t>
       </w:r>
       <w:r>
         <w:rPr>
-          <w:rFonts w:hint="eastAsia"/>
+          <w:rFonts w:ascii="Noto Sans TC" w:eastAsia="Noto Sans TC" w:hAnsi="Noto Sans TC" w:hint="eastAsia"/>
           <w:b/>
           <w:bCs/>
         </w:rPr>
@@ -52,13 +76,13 @@
       </w:r>
       <w:r>
         <w:rPr>
-          <w:rFonts w:hint="eastAsia"/>
+          <w:rFonts w:ascii="Noto Sans TC" w:eastAsia="Noto Sans TC" w:hAnsi="Noto Sans TC" w:hint="eastAsia"/>
         </w:rPr>
         <w:t>與</w:t>
       </w:r>
       <w:r>
         <w:rPr>
-          <w:rFonts w:hint="eastAsia"/>
+          <w:rFonts w:ascii="Noto Sans TC" w:eastAsia="Noto Sans TC" w:hAnsi="Noto Sans TC" w:hint="eastAsia"/>
           <w:b/>
           <w:bCs/>
         </w:rPr>
@@ -66,14 +90,20 @@
       </w:r>
       <w:r>
         <w:rPr>
-          <w:rFonts w:hint="eastAsia"/>
+          <w:rFonts w:ascii="Noto Sans TC" w:eastAsia="Noto Sans TC" w:hAnsi="Noto Sans TC" w:hint="eastAsia"/>
         </w:rPr>
         <w:t>請填寫完整，如果填不完整會找相似的或查無。</w:t>
       </w:r>
     </w:p>
     <w:p>
+      <w:pPr>
+        <w:rPr>
+          <w:rFonts w:ascii="Noto Sans TC" w:eastAsia="Noto Sans TC" w:hAnsi="Noto Sans TC"/>
+        </w:rPr>
+      </w:pPr>
       <w:r>
         <w:rPr>
+          <w:rFonts w:ascii="Noto Sans TC" w:eastAsia="Noto Sans TC" w:hAnsi="Noto Sans TC"/>
           <w:noProof/>
         </w:rPr>
         <w:drawing>
@@ -113,11 +143,22 @@
         </w:drawing>
       </w:r>
     </w:p>
-    <w:p/>
     <w:p>
+      <w:pPr>
+        <w:rPr>
+          <w:rFonts w:ascii="Noto Sans TC" w:eastAsia="Noto Sans TC" w:hAnsi="Noto Sans TC" w:hint="eastAsia"/>
+        </w:rPr>
+      </w:pPr>
+    </w:p>
+    <w:p>
+      <w:pPr>
+        <w:rPr>
+          <w:rFonts w:ascii="Noto Sans TC" w:eastAsia="Noto Sans TC" w:hAnsi="Noto Sans TC"/>
+        </w:rPr>
+      </w:pPr>
       <w:r>
         <w:rPr>
-          <w:rFonts w:hint="eastAsia"/>
+          <w:rFonts w:ascii="Noto Sans TC" w:eastAsia="Noto Sans TC" w:hAnsi="Noto Sans TC" w:hint="eastAsia"/>
         </w:rPr>
         <w:t xml:space="preserve">參數說明 : </w:t>
       </w:r>
@@ -140,10 +181,13 @@
           <w:p>
             <w:pPr>
               <w:ind w:left="0" w:firstLine="0"/>
-            </w:pPr>
-            <w:r>
-              <w:rPr>
-                <w:rFonts w:hint="eastAsia"/>
+              <w:rPr>
+                <w:rFonts w:ascii="Noto Sans TC" w:eastAsia="Noto Sans TC" w:hAnsi="Noto Sans TC"/>
+              </w:rPr>
+            </w:pPr>
+            <w:r>
+              <w:rPr>
+                <w:rFonts w:ascii="Noto Sans TC" w:eastAsia="Noto Sans TC" w:hAnsi="Noto Sans TC" w:hint="eastAsia"/>
               </w:rPr>
               <w:t>參數</w:t>
             </w:r>
@@ -156,10 +200,13 @@
           <w:p>
             <w:pPr>
               <w:ind w:left="0" w:firstLine="0"/>
-            </w:pPr>
-            <w:r>
-              <w:rPr>
-                <w:rFonts w:hint="eastAsia"/>
+              <w:rPr>
+                <w:rFonts w:ascii="Noto Sans TC" w:eastAsia="Noto Sans TC" w:hAnsi="Noto Sans TC"/>
+              </w:rPr>
+            </w:pPr>
+            <w:r>
+              <w:rPr>
+                <w:rFonts w:ascii="Noto Sans TC" w:eastAsia="Noto Sans TC" w:hAnsi="Noto Sans TC" w:hint="eastAsia"/>
               </w:rPr>
               <w:t>說明</w:t>
             </w:r>
@@ -174,10 +221,13 @@
           <w:p>
             <w:pPr>
               <w:ind w:left="0" w:firstLine="0"/>
-            </w:pPr>
-            <w:r>
-              <w:rPr>
-                <w:rFonts w:hint="eastAsia"/>
+              <w:rPr>
+                <w:rFonts w:ascii="Noto Sans TC" w:eastAsia="Noto Sans TC" w:hAnsi="Noto Sans TC"/>
+              </w:rPr>
+            </w:pPr>
+            <w:r>
+              <w:rPr>
+                <w:rFonts w:ascii="Noto Sans TC" w:eastAsia="Noto Sans TC" w:hAnsi="Noto Sans TC" w:hint="eastAsia"/>
               </w:rPr>
               <w:t>標籤</w:t>
             </w:r>
@@ -190,10 +240,13 @@
           <w:p>
             <w:pPr>
               <w:ind w:left="0" w:firstLine="0"/>
-            </w:pPr>
-            <w:r>
-              <w:rPr>
-                <w:rFonts w:hint="eastAsia"/>
+              <w:rPr>
+                <w:rFonts w:ascii="Noto Sans TC" w:eastAsia="Noto Sans TC" w:hAnsi="Noto Sans TC"/>
+              </w:rPr>
+            </w:pPr>
+            <w:r>
+              <w:rPr>
+                <w:rFonts w:ascii="Noto Sans TC" w:eastAsia="Noto Sans TC" w:hAnsi="Noto Sans TC" w:hint="eastAsia"/>
               </w:rPr>
               <w:t>想查詢的資料類型</w:t>
             </w:r>
@@ -208,10 +261,13 @@
           <w:p>
             <w:pPr>
               <w:ind w:left="0" w:firstLine="0"/>
-            </w:pPr>
-            <w:r>
-              <w:rPr>
-                <w:rFonts w:hint="eastAsia"/>
+              <w:rPr>
+                <w:rFonts w:ascii="Noto Sans TC" w:eastAsia="Noto Sans TC" w:hAnsi="Noto Sans TC"/>
+              </w:rPr>
+            </w:pPr>
+            <w:r>
+              <w:rPr>
+                <w:rFonts w:ascii="Noto Sans TC" w:eastAsia="Noto Sans TC" w:hAnsi="Noto Sans TC" w:hint="eastAsia"/>
               </w:rPr>
               <w:t>單位</w:t>
             </w:r>
@@ -224,12 +280,29 @@
           <w:p>
             <w:pPr>
               <w:ind w:left="0" w:firstLine="0"/>
-            </w:pPr>
-            <w:r>
-              <w:rPr>
-                <w:rFonts w:hint="eastAsia"/>
-              </w:rPr>
-              <w:t>想查詢哪個單位的設備</w:t>
+              <w:rPr>
+                <w:rFonts w:ascii="Noto Sans TC" w:eastAsia="Noto Sans TC" w:hAnsi="Noto Sans TC"/>
+              </w:rPr>
+            </w:pPr>
+            <w:r>
+              <w:rPr>
+                <w:rFonts w:ascii="Noto Sans TC" w:eastAsia="Noto Sans TC" w:hAnsi="Noto Sans TC" w:hint="eastAsia"/>
+              </w:rPr>
+              <w:t>想查詢哪</w:t>
+            </w:r>
+            <w:proofErr w:type="gramStart"/>
+            <w:r>
+              <w:rPr>
+                <w:rFonts w:ascii="Noto Sans TC" w:eastAsia="Noto Sans TC" w:hAnsi="Noto Sans TC" w:hint="eastAsia"/>
+              </w:rPr>
+              <w:t>個</w:t>
+            </w:r>
+            <w:proofErr w:type="gramEnd"/>
+            <w:r>
+              <w:rPr>
+                <w:rFonts w:ascii="Noto Sans TC" w:eastAsia="Noto Sans TC" w:hAnsi="Noto Sans TC" w:hint="eastAsia"/>
+              </w:rPr>
+              <w:t>單位的設備</w:t>
             </w:r>
           </w:p>
         </w:tc>
@@ -242,10 +315,13 @@
           <w:p>
             <w:pPr>
               <w:ind w:left="0" w:firstLine="0"/>
-            </w:pPr>
-            <w:r>
-              <w:rPr>
-                <w:rFonts w:hint="eastAsia"/>
+              <w:rPr>
+                <w:rFonts w:ascii="Noto Sans TC" w:eastAsia="Noto Sans TC" w:hAnsi="Noto Sans TC"/>
+              </w:rPr>
+            </w:pPr>
+            <w:r>
+              <w:rPr>
+                <w:rFonts w:ascii="Noto Sans TC" w:eastAsia="Noto Sans TC" w:hAnsi="Noto Sans TC" w:hint="eastAsia"/>
               </w:rPr>
               <w:t>設備</w:t>
             </w:r>
@@ -258,12 +334,29 @@
           <w:p>
             <w:pPr>
               <w:ind w:left="0" w:firstLine="0"/>
-            </w:pPr>
-            <w:r>
-              <w:rPr>
-                <w:rFonts w:hint="eastAsia"/>
-              </w:rPr>
-              <w:t>想查詢哪個設備名稱</w:t>
+              <w:rPr>
+                <w:rFonts w:ascii="Noto Sans TC" w:eastAsia="Noto Sans TC" w:hAnsi="Noto Sans TC"/>
+              </w:rPr>
+            </w:pPr>
+            <w:r>
+              <w:rPr>
+                <w:rFonts w:ascii="Noto Sans TC" w:eastAsia="Noto Sans TC" w:hAnsi="Noto Sans TC" w:hint="eastAsia"/>
+              </w:rPr>
+              <w:t>想查詢哪</w:t>
+            </w:r>
+            <w:proofErr w:type="gramStart"/>
+            <w:r>
+              <w:rPr>
+                <w:rFonts w:ascii="Noto Sans TC" w:eastAsia="Noto Sans TC" w:hAnsi="Noto Sans TC" w:hint="eastAsia"/>
+              </w:rPr>
+              <w:t>個</w:t>
+            </w:r>
+            <w:proofErr w:type="gramEnd"/>
+            <w:r>
+              <w:rPr>
+                <w:rFonts w:ascii="Noto Sans TC" w:eastAsia="Noto Sans TC" w:hAnsi="Noto Sans TC" w:hint="eastAsia"/>
+              </w:rPr>
+              <w:t>設備名稱</w:t>
             </w:r>
           </w:p>
         </w:tc>
@@ -276,10 +369,13 @@
           <w:p>
             <w:pPr>
               <w:ind w:left="0" w:firstLine="0"/>
-            </w:pPr>
-            <w:r>
-              <w:rPr>
-                <w:rFonts w:hint="eastAsia"/>
+              <w:rPr>
+                <w:rFonts w:ascii="Noto Sans TC" w:eastAsia="Noto Sans TC" w:hAnsi="Noto Sans TC"/>
+              </w:rPr>
+            </w:pPr>
+            <w:r>
+              <w:rPr>
+                <w:rFonts w:ascii="Noto Sans TC" w:eastAsia="Noto Sans TC" w:hAnsi="Noto Sans TC" w:hint="eastAsia"/>
               </w:rPr>
               <w:t>最新N筆</w:t>
             </w:r>
@@ -292,10 +388,13 @@
           <w:p>
             <w:pPr>
               <w:ind w:left="0" w:firstLine="0"/>
-            </w:pPr>
-            <w:r>
-              <w:rPr>
-                <w:rFonts w:hint="eastAsia"/>
+              <w:rPr>
+                <w:rFonts w:ascii="Noto Sans TC" w:eastAsia="Noto Sans TC" w:hAnsi="Noto Sans TC"/>
+              </w:rPr>
+            </w:pPr>
+            <w:r>
+              <w:rPr>
+                <w:rFonts w:ascii="Noto Sans TC" w:eastAsia="Noto Sans TC" w:hAnsi="Noto Sans TC" w:hint="eastAsia"/>
               </w:rPr>
               <w:t>取回最後上傳的N筆資料，一筆為1小時</w:t>
             </w:r>
@@ -310,10 +409,13 @@
           <w:p>
             <w:pPr>
               <w:ind w:left="0" w:firstLine="0"/>
-            </w:pPr>
-            <w:r>
-              <w:rPr>
-                <w:rFonts w:hint="eastAsia"/>
+              <w:rPr>
+                <w:rFonts w:ascii="Noto Sans TC" w:eastAsia="Noto Sans TC" w:hAnsi="Noto Sans TC"/>
+              </w:rPr>
+            </w:pPr>
+            <w:r>
+              <w:rPr>
+                <w:rFonts w:ascii="Noto Sans TC" w:eastAsia="Noto Sans TC" w:hAnsi="Noto Sans TC" w:hint="eastAsia"/>
               </w:rPr>
               <w:t>伺服器</w:t>
             </w:r>
@@ -326,16 +428,19 @@
           <w:p>
             <w:pPr>
               <w:ind w:left="0" w:firstLine="0"/>
-            </w:pPr>
-            <w:r>
-              <w:rPr>
-                <w:rFonts w:hint="eastAsia"/>
+              <w:rPr>
+                <w:rFonts w:ascii="Noto Sans TC" w:eastAsia="Noto Sans TC" w:hAnsi="Noto Sans TC"/>
+              </w:rPr>
+            </w:pPr>
+            <w:r>
+              <w:rPr>
+                <w:rFonts w:ascii="Noto Sans TC" w:eastAsia="Noto Sans TC" w:hAnsi="Noto Sans TC" w:hint="eastAsia"/>
               </w:rPr>
               <w:t>分為正式與測試，差別在測試伺服器每天晚上12點會刪除資料</w:t>
             </w:r>
             <w:r>
               <w:rPr>
-                <w:rFonts w:hint="eastAsia"/>
+                <w:rFonts w:ascii="Noto Sans TC" w:eastAsia="Noto Sans TC" w:hAnsi="Noto Sans TC" w:hint="eastAsia"/>
               </w:rPr>
               <w:t>。</w:t>
             </w:r>
@@ -343,10 +448,13 @@
           <w:p>
             <w:pPr>
               <w:ind w:left="0" w:firstLine="0"/>
-            </w:pPr>
-            <w:r>
-              <w:rPr>
-                <w:rFonts w:hint="eastAsia"/>
+              <w:rPr>
+                <w:rFonts w:ascii="Noto Sans TC" w:eastAsia="Noto Sans TC" w:hAnsi="Noto Sans TC"/>
+              </w:rPr>
+            </w:pPr>
+            <w:r>
+              <w:rPr>
+                <w:rFonts w:ascii="Noto Sans TC" w:eastAsia="Noto Sans TC" w:hAnsi="Noto Sans TC" w:hint="eastAsia"/>
               </w:rPr>
               <w:t xml:space="preserve">正式網站 : </w:t>
             </w:r>
@@ -354,6 +462,7 @@
               <w:r>
                 <w:rPr>
                   <w:rStyle w:val="a6"/>
+                  <w:rFonts w:ascii="Noto Sans TC" w:eastAsia="Noto Sans TC" w:hAnsi="Noto Sans TC"/>
                 </w:rPr>
                 <w:t>https://iot.nknu.edu.tw/Cloud/Login.aspx</w:t>
               </w:r>
@@ -362,70 +471,68 @@
           <w:p>
             <w:pPr>
               <w:ind w:left="0" w:firstLine="0"/>
-            </w:pPr>
-            <w:r>
-              <w:rPr>
-                <w:rFonts w:hint="eastAsia"/>
+              <w:rPr>
+                <w:rFonts w:ascii="Noto Sans TC" w:eastAsia="Noto Sans TC" w:hAnsi="Noto Sans TC"/>
+              </w:rPr>
+            </w:pPr>
+            <w:r>
+              <w:rPr>
+                <w:rFonts w:ascii="Noto Sans TC" w:eastAsia="Noto Sans TC" w:hAnsi="Noto Sans TC" w:hint="eastAsia"/>
               </w:rPr>
               <w:t xml:space="preserve">正式IP : </w:t>
             </w:r>
             <w:r>
+              <w:rPr>
+                <w:rFonts w:ascii="Noto Sans TC" w:eastAsia="Noto Sans TC" w:hAnsi="Noto Sans TC"/>
+              </w:rPr>
               <w:t>140.127.78.185</w:t>
             </w:r>
           </w:p>
           <w:p>
             <w:pPr>
               <w:ind w:left="0" w:firstLine="0"/>
-            </w:pPr>
-            <w:r>
-              <w:rPr>
-                <w:rFonts w:hint="eastAsia"/>
+              <w:rPr>
+                <w:rFonts w:ascii="Noto Sans TC" w:eastAsia="Noto Sans TC" w:hAnsi="Noto Sans TC"/>
+              </w:rPr>
+            </w:pPr>
+            <w:r>
+              <w:rPr>
+                <w:rFonts w:ascii="Noto Sans TC" w:eastAsia="Noto Sans TC" w:hAnsi="Noto Sans TC" w:hint="eastAsia"/>
               </w:rPr>
               <w:t xml:space="preserve">測試網站 : </w:t>
             </w:r>
-            <w:bookmarkStart w:id="0" w:name="_GoBack"/>
-            <w:bookmarkEnd w:id="0"/>
-            <w:r>
-              <w:fldChar w:fldCharType="begin"/>
-            </w:r>
-            <w:r>
-              <w:instrText xml:space="preserve"> HYPERLINK "</w:instrText>
-            </w:r>
-            <w:r>
-              <w:instrText>https://iottest.nknu.edu.tw/Cloud/Login.aspx</w:instrText>
-            </w:r>
-            <w:r>
-              <w:instrText xml:space="preserve">" </w:instrText>
-            </w:r>
-            <w:r>
-              <w:fldChar w:fldCharType="separate"/>
-            </w:r>
-            <w:r>
-              <w:rPr>
-                <w:rStyle w:val="a6"/>
-              </w:rPr>
-              <w:t>https://iottest.nknu.edu.tw/Cloud/Login.aspx</w:t>
-            </w:r>
-            <w:r>
-              <w:fldChar w:fldCharType="end"/>
-            </w:r>
-          </w:p>
-          <w:p>
-            <w:pPr>
-              <w:ind w:left="0" w:firstLine="0"/>
-            </w:pPr>
-            <w:r>
-              <w:rPr>
-                <w:rFonts w:hint="eastAsia"/>
+            <w:hyperlink r:id="rId9" w:history="1">
+              <w:r>
+                <w:rPr>
+                  <w:rStyle w:val="a6"/>
+                  <w:rFonts w:ascii="Noto Sans TC" w:eastAsia="Noto Sans TC" w:hAnsi="Noto Sans TC"/>
+                </w:rPr>
+                <w:t>https://iottest.nknu.edu.tw/Cloud/Login.aspx</w:t>
+              </w:r>
+            </w:hyperlink>
+          </w:p>
+          <w:p>
+            <w:pPr>
+              <w:ind w:left="0" w:firstLine="0"/>
+              <w:rPr>
+                <w:rFonts w:ascii="Noto Sans TC" w:eastAsia="Noto Sans TC" w:hAnsi="Noto Sans TC"/>
+              </w:rPr>
+            </w:pPr>
+            <w:r>
+              <w:rPr>
+                <w:rFonts w:ascii="Noto Sans TC" w:eastAsia="Noto Sans TC" w:hAnsi="Noto Sans TC" w:hint="eastAsia"/>
               </w:rPr>
               <w:t xml:space="preserve">測試IP : </w:t>
             </w:r>
             <w:r>
+              <w:rPr>
+                <w:rFonts w:ascii="Noto Sans TC" w:eastAsia="Noto Sans TC" w:hAnsi="Noto Sans TC"/>
+              </w:rPr>
               <w:t>140.127.78.</w:t>
             </w:r>
             <w:r>
               <w:rPr>
-                <w:rFonts w:hint="eastAsia"/>
+                <w:rFonts w:ascii="Noto Sans TC" w:eastAsia="Noto Sans TC" w:hAnsi="Noto Sans TC" w:hint="eastAsia"/>
               </w:rPr>
               <w:t>164</w:t>
             </w:r>
@@ -440,10 +547,13 @@
           <w:p>
             <w:pPr>
               <w:ind w:left="0" w:firstLine="0"/>
-            </w:pPr>
-            <w:r>
-              <w:rPr>
-                <w:rFonts w:hint="eastAsia"/>
+              <w:rPr>
+                <w:rFonts w:ascii="Noto Sans TC" w:eastAsia="Noto Sans TC" w:hAnsi="Noto Sans TC"/>
+              </w:rPr>
+            </w:pPr>
+            <w:r>
+              <w:rPr>
+                <w:rFonts w:ascii="Noto Sans TC" w:eastAsia="Noto Sans TC" w:hAnsi="Noto Sans TC" w:hint="eastAsia"/>
               </w:rPr>
               <w:t>類型</w:t>
             </w:r>
@@ -456,22 +566,25 @@
           <w:p>
             <w:pPr>
               <w:ind w:left="0" w:firstLine="0"/>
-            </w:pPr>
-            <w:r>
-              <w:rPr>
-                <w:rFonts w:hint="eastAsia"/>
+              <w:rPr>
+                <w:rFonts w:ascii="Noto Sans TC" w:eastAsia="Noto Sans TC" w:hAnsi="Noto Sans TC"/>
+              </w:rPr>
+            </w:pPr>
+            <w:r>
+              <w:rPr>
+                <w:rFonts w:ascii="Noto Sans TC" w:eastAsia="Noto Sans TC" w:hAnsi="Noto Sans TC" w:hint="eastAsia"/>
               </w:rPr>
               <w:t>分為JSON格式與CSV，JSON為預設格式，在Scratch上</w:t>
             </w:r>
             <w:r>
               <w:rPr>
-                <w:rFonts w:hint="eastAsia"/>
+                <w:rFonts w:ascii="Noto Sans TC" w:eastAsia="Noto Sans TC" w:hAnsi="Noto Sans TC" w:hint="eastAsia"/>
               </w:rPr>
               <w:t>做</w:t>
             </w:r>
             <w:r>
               <w:rPr>
-                <w:rFonts w:hint="eastAsia"/>
+                <w:rFonts w:ascii="Noto Sans TC" w:eastAsia="Noto Sans TC" w:hAnsi="Noto Sans TC" w:hint="eastAsia"/>
               </w:rPr>
               <w:t>使用，CSV格式則可以用Excel打開做其他運用</w:t>
             </w:r>
@@ -479,11 +592,22 @@
         </w:tc>
       </w:tr>
     </w:tbl>
-    <w:p/>
     <w:p>
+      <w:pPr>
+        <w:rPr>
+          <w:rFonts w:ascii="Noto Sans TC" w:eastAsia="Noto Sans TC" w:hAnsi="Noto Sans TC"/>
+        </w:rPr>
+      </w:pPr>
+    </w:p>
+    <w:p>
+      <w:pPr>
+        <w:rPr>
+          <w:rFonts w:ascii="Noto Sans TC" w:eastAsia="Noto Sans TC" w:hAnsi="Noto Sans TC"/>
+        </w:rPr>
+      </w:pPr>
       <w:r>
         <w:rPr>
-          <w:rFonts w:hint="eastAsia"/>
+          <w:rFonts w:ascii="Noto Sans TC" w:eastAsia="Noto Sans TC" w:hAnsi="Noto Sans TC" w:hint="eastAsia"/>
         </w:rPr>
         <w:t xml:space="preserve">回傳值說明 : </w:t>
       </w:r>
@@ -506,10 +630,13 @@
           <w:p>
             <w:pPr>
               <w:ind w:left="0" w:firstLine="0"/>
-            </w:pPr>
-            <w:r>
-              <w:rPr>
-                <w:rFonts w:hint="eastAsia"/>
+              <w:rPr>
+                <w:rFonts w:ascii="Noto Sans TC" w:eastAsia="Noto Sans TC" w:hAnsi="Noto Sans TC"/>
+              </w:rPr>
+            </w:pPr>
+            <w:r>
+              <w:rPr>
+                <w:rFonts w:ascii="Noto Sans TC" w:eastAsia="Noto Sans TC" w:hAnsi="Noto Sans TC" w:hint="eastAsia"/>
               </w:rPr>
               <w:t>回傳值</w:t>
             </w:r>
@@ -522,10 +649,13 @@
           <w:p>
             <w:pPr>
               <w:ind w:left="0" w:firstLine="0"/>
-            </w:pPr>
-            <w:r>
-              <w:rPr>
-                <w:rFonts w:hint="eastAsia"/>
+              <w:rPr>
+                <w:rFonts w:ascii="Noto Sans TC" w:eastAsia="Noto Sans TC" w:hAnsi="Noto Sans TC"/>
+              </w:rPr>
+            </w:pPr>
+            <w:r>
+              <w:rPr>
+                <w:rFonts w:ascii="Noto Sans TC" w:eastAsia="Noto Sans TC" w:hAnsi="Noto Sans TC" w:hint="eastAsia"/>
               </w:rPr>
               <w:t>說明</w:t>
             </w:r>
@@ -540,10 +670,13 @@
           <w:p>
             <w:pPr>
               <w:ind w:left="0" w:firstLine="0"/>
-            </w:pPr>
-            <w:r>
-              <w:rPr>
-                <w:rFonts w:hint="eastAsia"/>
+              <w:rPr>
+                <w:rFonts w:ascii="Noto Sans TC" w:eastAsia="Noto Sans TC" w:hAnsi="Noto Sans TC"/>
+              </w:rPr>
+            </w:pPr>
+            <w:r>
+              <w:rPr>
+                <w:rFonts w:ascii="Noto Sans TC" w:eastAsia="Noto Sans TC" w:hAnsi="Noto Sans TC" w:hint="eastAsia"/>
               </w:rPr>
               <w:t>1</w:t>
             </w:r>
@@ -556,12 +689,29 @@
           <w:p>
             <w:pPr>
               <w:ind w:left="0" w:firstLine="0"/>
-            </w:pPr>
-            <w:r>
-              <w:rPr>
-                <w:rFonts w:hint="eastAsia"/>
-              </w:rPr>
-              <w:t>查詢成功，查回該設備最新資料</w:t>
+              <w:rPr>
+                <w:rFonts w:ascii="Noto Sans TC" w:eastAsia="Noto Sans TC" w:hAnsi="Noto Sans TC"/>
+              </w:rPr>
+            </w:pPr>
+            <w:r>
+              <w:rPr>
+                <w:rFonts w:ascii="Noto Sans TC" w:eastAsia="Noto Sans TC" w:hAnsi="Noto Sans TC" w:hint="eastAsia"/>
+              </w:rPr>
+              <w:t>查詢成功，</w:t>
+            </w:r>
+            <w:proofErr w:type="gramStart"/>
+            <w:r>
+              <w:rPr>
+                <w:rFonts w:ascii="Noto Sans TC" w:eastAsia="Noto Sans TC" w:hAnsi="Noto Sans TC" w:hint="eastAsia"/>
+              </w:rPr>
+              <w:t>查回該</w:t>
+            </w:r>
+            <w:proofErr w:type="gramEnd"/>
+            <w:r>
+              <w:rPr>
+                <w:rFonts w:ascii="Noto Sans TC" w:eastAsia="Noto Sans TC" w:hAnsi="Noto Sans TC" w:hint="eastAsia"/>
+              </w:rPr>
+              <w:t>設備最新資料</w:t>
             </w:r>
           </w:p>
         </w:tc>
@@ -574,10 +724,13 @@
           <w:p>
             <w:pPr>
               <w:ind w:left="0" w:firstLine="0"/>
-            </w:pPr>
-            <w:r>
-              <w:rPr>
-                <w:rFonts w:hint="eastAsia"/>
+              <w:rPr>
+                <w:rFonts w:ascii="Noto Sans TC" w:eastAsia="Noto Sans TC" w:hAnsi="Noto Sans TC"/>
+              </w:rPr>
+            </w:pPr>
+            <w:r>
+              <w:rPr>
+                <w:rFonts w:ascii="Noto Sans TC" w:eastAsia="Noto Sans TC" w:hAnsi="Noto Sans TC" w:hint="eastAsia"/>
               </w:rPr>
               <w:t>0</w:t>
             </w:r>
@@ -590,10 +743,13 @@
           <w:p>
             <w:pPr>
               <w:ind w:left="0" w:firstLine="0"/>
-            </w:pPr>
-            <w:r>
-              <w:rPr>
-                <w:rFonts w:hint="eastAsia"/>
+              <w:rPr>
+                <w:rFonts w:ascii="Noto Sans TC" w:eastAsia="Noto Sans TC" w:hAnsi="Noto Sans TC"/>
+              </w:rPr>
+            </w:pPr>
+            <w:r>
+              <w:rPr>
+                <w:rFonts w:ascii="Noto Sans TC" w:eastAsia="Noto Sans TC" w:hAnsi="Noto Sans TC" w:hint="eastAsia"/>
               </w:rPr>
               <w:t>查無資料</w:t>
             </w:r>
@@ -608,14 +764,20 @@
           <w:p>
             <w:pPr>
               <w:ind w:left="0" w:firstLine="0"/>
-            </w:pPr>
-            <w:r>
-              <w:rPr>
-                <w:rFonts w:hint="eastAsia"/>
+              <w:rPr>
+                <w:rFonts w:ascii="Noto Sans TC" w:eastAsia="Noto Sans TC" w:hAnsi="Noto Sans TC"/>
+              </w:rPr>
+            </w:pPr>
+            <w:r>
+              <w:rPr>
+                <w:rFonts w:ascii="Noto Sans TC" w:eastAsia="Noto Sans TC" w:hAnsi="Noto Sans TC" w:hint="eastAsia"/>
               </w:rPr>
               <w:t>-</w:t>
             </w:r>
             <w:r>
+              <w:rPr>
+                <w:rFonts w:ascii="Noto Sans TC" w:eastAsia="Noto Sans TC" w:hAnsi="Noto Sans TC"/>
+              </w:rPr>
               <w:t>1</w:t>
             </w:r>
           </w:p>
@@ -627,10 +789,13 @@
           <w:p>
             <w:pPr>
               <w:ind w:left="0" w:firstLine="0"/>
-            </w:pPr>
-            <w:r>
-              <w:rPr>
-                <w:rFonts w:hint="eastAsia"/>
+              <w:rPr>
+                <w:rFonts w:ascii="Noto Sans TC" w:eastAsia="Noto Sans TC" w:hAnsi="Noto Sans TC"/>
+              </w:rPr>
+            </w:pPr>
+            <w:r>
+              <w:rPr>
+                <w:rFonts w:ascii="Noto Sans TC" w:eastAsia="Noto Sans TC" w:hAnsi="Noto Sans TC" w:hint="eastAsia"/>
               </w:rPr>
               <w:t>太頻繁，三秒只能查詢一次</w:t>
             </w:r>
@@ -641,15 +806,21 @@
     <w:p>
       <w:pPr>
         <w:ind w:left="0" w:firstLine="0"/>
+        <w:rPr>
+          <w:rFonts w:ascii="Noto Sans TC" w:eastAsia="Noto Sans TC" w:hAnsi="Noto Sans TC"/>
+        </w:rPr>
       </w:pPr>
     </w:p>
     <w:p>
       <w:pPr>
         <w:ind w:left="0" w:firstLine="0"/>
+        <w:rPr>
+          <w:rFonts w:ascii="Noto Sans TC" w:eastAsia="Noto Sans TC" w:hAnsi="Noto Sans TC"/>
+        </w:rPr>
       </w:pPr>
       <w:r>
         <w:rPr>
-          <w:rFonts w:hint="eastAsia"/>
+          <w:rFonts w:ascii="Noto Sans TC" w:eastAsia="Noto Sans TC" w:hAnsi="Noto Sans TC" w:hint="eastAsia"/>
         </w:rPr>
         <w:t>查詢讀回來的資料有幾筆未讀</w:t>
       </w:r>
@@ -657,9 +828,13 @@
     <w:p>
       <w:pPr>
         <w:ind w:left="0" w:firstLine="0"/>
+        <w:rPr>
+          <w:rFonts w:ascii="Noto Sans TC" w:eastAsia="Noto Sans TC" w:hAnsi="Noto Sans TC"/>
+        </w:rPr>
       </w:pPr>
       <w:r>
         <w:rPr>
+          <w:rFonts w:ascii="Noto Sans TC" w:eastAsia="Noto Sans TC" w:hAnsi="Noto Sans TC"/>
           <w:noProof/>
         </w:rPr>
         <w:drawing>
@@ -678,7 +853,7 @@
                     <pic:cNvPicPr/>
                   </pic:nvPicPr>
                   <pic:blipFill>
-                    <a:blip r:embed="rId9"/>
+                    <a:blip r:embed="rId10"/>
                     <a:stretch>
                       <a:fillRect/>
                     </a:stretch>
@@ -702,15 +877,21 @@
     <w:p>
       <w:pPr>
         <w:ind w:left="0" w:firstLine="0"/>
+        <w:rPr>
+          <w:rFonts w:ascii="Noto Sans TC" w:eastAsia="Noto Sans TC" w:hAnsi="Noto Sans TC"/>
+        </w:rPr>
       </w:pPr>
     </w:p>
     <w:p>
       <w:pPr>
         <w:ind w:left="0" w:firstLine="0"/>
+        <w:rPr>
+          <w:rFonts w:ascii="Noto Sans TC" w:eastAsia="Noto Sans TC" w:hAnsi="Noto Sans TC"/>
+        </w:rPr>
       </w:pPr>
       <w:r>
         <w:rPr>
-          <w:rFonts w:hint="eastAsia"/>
+          <w:rFonts w:ascii="Noto Sans TC" w:eastAsia="Noto Sans TC" w:hAnsi="Noto Sans TC" w:hint="eastAsia"/>
         </w:rPr>
         <w:t>從已經讀回來的數筆資料中取出一筆</w:t>
       </w:r>
@@ -718,9 +899,13 @@
     <w:p>
       <w:pPr>
         <w:ind w:left="0" w:firstLine="0"/>
+        <w:rPr>
+          <w:rFonts w:ascii="Noto Sans TC" w:eastAsia="Noto Sans TC" w:hAnsi="Noto Sans TC"/>
+        </w:rPr>
       </w:pPr>
       <w:r>
         <w:rPr>
+          <w:rFonts w:ascii="Noto Sans TC" w:eastAsia="Noto Sans TC" w:hAnsi="Noto Sans TC"/>
           <w:noProof/>
         </w:rPr>
         <w:drawing>
@@ -739,7 +924,7 @@
                     <pic:cNvPicPr/>
                   </pic:nvPicPr>
                   <pic:blipFill>
-                    <a:blip r:embed="rId10"/>
+                    <a:blip r:embed="rId11"/>
                     <a:stretch>
                       <a:fillRect/>
                     </a:stretch>
@@ -763,25 +948,36 @@
     <w:p>
       <w:pPr>
         <w:ind w:left="0" w:firstLine="0"/>
+        <w:rPr>
+          <w:rFonts w:ascii="Noto Sans TC" w:eastAsia="Noto Sans TC" w:hAnsi="Noto Sans TC"/>
+        </w:rPr>
       </w:pPr>
     </w:p>
     <w:p>
       <w:pPr>
         <w:ind w:left="0" w:firstLine="0"/>
+        <w:rPr>
+          <w:rFonts w:ascii="Noto Sans TC" w:eastAsia="Noto Sans TC" w:hAnsi="Noto Sans TC"/>
+        </w:rPr>
       </w:pPr>
       <w:r>
         <w:rPr>
-          <w:rFonts w:hint="eastAsia"/>
+          <w:rFonts w:ascii="Noto Sans TC" w:eastAsia="Noto Sans TC" w:hAnsi="Noto Sans TC" w:hint="eastAsia"/>
         </w:rPr>
         <w:t>可透過此積木讀取該筆內容</w:t>
       </w:r>
     </w:p>
     <w:p>
+      <w:pPr>
+        <w:rPr>
+          <w:rFonts w:ascii="Noto Sans TC" w:eastAsia="Noto Sans TC" w:hAnsi="Noto Sans TC"/>
+        </w:rPr>
+      </w:pPr>
       <w:r>
         <w:rPr>
+          <w:rFonts w:ascii="Noto Sans TC" w:eastAsia="Noto Sans TC" w:hAnsi="Noto Sans TC"/>
           <w:noProof/>
         </w:rPr>
-        <w:lastRenderedPageBreak/>
         <w:drawing>
           <wp:inline distT="0" distB="0" distL="0" distR="0" wp14:anchorId="7B3DBCCB" wp14:editId="191C0BA5">
             <wp:extent cx="2096667" cy="1699260"/>
@@ -798,7 +994,7 @@
                     <pic:cNvPicPr/>
                   </pic:nvPicPr>
                   <pic:blipFill>
-                    <a:blip r:embed="rId11"/>
+                    <a:blip r:embed="rId12"/>
                     <a:stretch>
                       <a:fillRect/>
                     </a:stretch>
@@ -819,7 +1015,13 @@
         </w:drawing>
       </w:r>
     </w:p>
-    <w:p/>
+    <w:p>
+      <w:pPr>
+        <w:rPr>
+          <w:rFonts w:ascii="Noto Sans TC" w:eastAsia="Noto Sans TC" w:hAnsi="Noto Sans TC"/>
+        </w:rPr>
+      </w:pPr>
+    </w:p>
     <w:tbl>
       <w:tblPr>
         <w:tblStyle w:val="a5"/>
@@ -838,10 +1040,13 @@
           <w:p>
             <w:pPr>
               <w:ind w:left="0" w:firstLine="0"/>
-            </w:pPr>
-            <w:r>
-              <w:rPr>
-                <w:rFonts w:hint="eastAsia"/>
+              <w:rPr>
+                <w:rFonts w:ascii="Noto Sans TC" w:eastAsia="Noto Sans TC" w:hAnsi="Noto Sans TC"/>
+              </w:rPr>
+            </w:pPr>
+            <w:r>
+              <w:rPr>
+                <w:rFonts w:ascii="Noto Sans TC" w:eastAsia="Noto Sans TC" w:hAnsi="Noto Sans TC" w:hint="eastAsia"/>
               </w:rPr>
               <w:t>回傳值</w:t>
             </w:r>
@@ -854,10 +1059,13 @@
           <w:p>
             <w:pPr>
               <w:ind w:left="0" w:firstLine="0"/>
-            </w:pPr>
-            <w:r>
-              <w:rPr>
-                <w:rFonts w:hint="eastAsia"/>
+              <w:rPr>
+                <w:rFonts w:ascii="Noto Sans TC" w:eastAsia="Noto Sans TC" w:hAnsi="Noto Sans TC"/>
+              </w:rPr>
+            </w:pPr>
+            <w:r>
+              <w:rPr>
+                <w:rFonts w:ascii="Noto Sans TC" w:eastAsia="Noto Sans TC" w:hAnsi="Noto Sans TC" w:hint="eastAsia"/>
               </w:rPr>
               <w:t>說明</w:t>
             </w:r>
@@ -872,10 +1080,13 @@
           <w:p>
             <w:pPr>
               <w:ind w:left="0" w:firstLine="0"/>
-            </w:pPr>
-            <w:r>
-              <w:rPr>
-                <w:rFonts w:hint="eastAsia"/>
+              <w:rPr>
+                <w:rFonts w:ascii="Noto Sans TC" w:eastAsia="Noto Sans TC" w:hAnsi="Noto Sans TC"/>
+              </w:rPr>
+            </w:pPr>
+            <w:r>
+              <w:rPr>
+                <w:rFonts w:ascii="Noto Sans TC" w:eastAsia="Noto Sans TC" w:hAnsi="Noto Sans TC" w:hint="eastAsia"/>
               </w:rPr>
               <w:t>單位名稱</w:t>
             </w:r>
@@ -888,10 +1099,13 @@
           <w:p>
             <w:pPr>
               <w:ind w:left="0" w:firstLine="0"/>
-            </w:pPr>
-            <w:r>
-              <w:rPr>
-                <w:rFonts w:hint="eastAsia"/>
+              <w:rPr>
+                <w:rFonts w:ascii="Noto Sans TC" w:eastAsia="Noto Sans TC" w:hAnsi="Noto Sans TC"/>
+              </w:rPr>
+            </w:pPr>
+            <w:r>
+              <w:rPr>
+                <w:rFonts w:ascii="Noto Sans TC" w:eastAsia="Noto Sans TC" w:hAnsi="Noto Sans TC" w:hint="eastAsia"/>
               </w:rPr>
               <w:t>此設備所屬單位</w:t>
             </w:r>
@@ -906,10 +1120,13 @@
           <w:p>
             <w:pPr>
               <w:ind w:left="0" w:firstLine="0"/>
-            </w:pPr>
-            <w:r>
-              <w:rPr>
-                <w:rFonts w:hint="eastAsia"/>
+              <w:rPr>
+                <w:rFonts w:ascii="Noto Sans TC" w:eastAsia="Noto Sans TC" w:hAnsi="Noto Sans TC"/>
+              </w:rPr>
+            </w:pPr>
+            <w:r>
+              <w:rPr>
+                <w:rFonts w:ascii="Noto Sans TC" w:eastAsia="Noto Sans TC" w:hAnsi="Noto Sans TC" w:hint="eastAsia"/>
               </w:rPr>
               <w:t>設備名稱</w:t>
             </w:r>
@@ -922,10 +1139,13 @@
           <w:p>
             <w:pPr>
               <w:ind w:left="0" w:firstLine="0"/>
-            </w:pPr>
-            <w:r>
-              <w:rPr>
-                <w:rFonts w:hint="eastAsia"/>
+              <w:rPr>
+                <w:rFonts w:ascii="Noto Sans TC" w:eastAsia="Noto Sans TC" w:hAnsi="Noto Sans TC"/>
+              </w:rPr>
+            </w:pPr>
+            <w:r>
+              <w:rPr>
+                <w:rFonts w:ascii="Noto Sans TC" w:eastAsia="Noto Sans TC" w:hAnsi="Noto Sans TC" w:hint="eastAsia"/>
               </w:rPr>
               <w:t>該設備的名稱，通常是地點，如OOO校門口</w:t>
             </w:r>
@@ -940,10 +1160,13 @@
           <w:p>
             <w:pPr>
               <w:ind w:left="0" w:firstLine="0"/>
-            </w:pPr>
-            <w:r>
-              <w:rPr>
-                <w:rFonts w:hint="eastAsia"/>
+              <w:rPr>
+                <w:rFonts w:ascii="Noto Sans TC" w:eastAsia="Noto Sans TC" w:hAnsi="Noto Sans TC"/>
+              </w:rPr>
+            </w:pPr>
+            <w:r>
+              <w:rPr>
+                <w:rFonts w:ascii="Noto Sans TC" w:eastAsia="Noto Sans TC" w:hAnsi="Noto Sans TC" w:hint="eastAsia"/>
               </w:rPr>
               <w:t>標籤</w:t>
             </w:r>
@@ -956,10 +1179,13 @@
           <w:p>
             <w:pPr>
               <w:ind w:left="0" w:firstLine="0"/>
-            </w:pPr>
-            <w:r>
-              <w:rPr>
-                <w:rFonts w:hint="eastAsia"/>
+              <w:rPr>
+                <w:rFonts w:ascii="Noto Sans TC" w:eastAsia="Noto Sans TC" w:hAnsi="Noto Sans TC"/>
+              </w:rPr>
+            </w:pPr>
+            <w:r>
+              <w:rPr>
+                <w:rFonts w:ascii="Noto Sans TC" w:eastAsia="Noto Sans TC" w:hAnsi="Noto Sans TC" w:hint="eastAsia"/>
               </w:rPr>
               <w:t>這個資料的類型</w:t>
             </w:r>
@@ -974,10 +1200,13 @@
           <w:p>
             <w:pPr>
               <w:ind w:left="0" w:firstLine="0"/>
-            </w:pPr>
-            <w:r>
-              <w:rPr>
-                <w:rFonts w:hint="eastAsia"/>
+              <w:rPr>
+                <w:rFonts w:ascii="Noto Sans TC" w:eastAsia="Noto Sans TC" w:hAnsi="Noto Sans TC"/>
+              </w:rPr>
+            </w:pPr>
+            <w:r>
+              <w:rPr>
+                <w:rFonts w:ascii="Noto Sans TC" w:eastAsia="Noto Sans TC" w:hAnsi="Noto Sans TC" w:hint="eastAsia"/>
               </w:rPr>
               <w:t>數值</w:t>
             </w:r>
@@ -990,12 +1219,23 @@
           <w:p>
             <w:pPr>
               <w:ind w:left="0" w:firstLine="0"/>
-            </w:pPr>
-            <w:r>
-              <w:rPr>
-                <w:rFonts w:hint="eastAsia"/>
-              </w:rPr>
-              <w:t>感測器數值</w:t>
+              <w:rPr>
+                <w:rFonts w:ascii="Noto Sans TC" w:eastAsia="Noto Sans TC" w:hAnsi="Noto Sans TC"/>
+              </w:rPr>
+            </w:pPr>
+            <w:proofErr w:type="gramStart"/>
+            <w:r>
+              <w:rPr>
+                <w:rFonts w:ascii="Noto Sans TC" w:eastAsia="Noto Sans TC" w:hAnsi="Noto Sans TC" w:hint="eastAsia"/>
+              </w:rPr>
+              <w:t>感</w:t>
+            </w:r>
+            <w:proofErr w:type="gramEnd"/>
+            <w:r>
+              <w:rPr>
+                <w:rFonts w:ascii="Noto Sans TC" w:eastAsia="Noto Sans TC" w:hAnsi="Noto Sans TC" w:hint="eastAsia"/>
+              </w:rPr>
+              <w:t>測器數值</w:t>
             </w:r>
           </w:p>
         </w:tc>
@@ -1008,10 +1248,13 @@
           <w:p>
             <w:pPr>
               <w:ind w:left="0" w:firstLine="0"/>
-            </w:pPr>
-            <w:r>
-              <w:rPr>
-                <w:rFonts w:hint="eastAsia"/>
+              <w:rPr>
+                <w:rFonts w:ascii="Noto Sans TC" w:eastAsia="Noto Sans TC" w:hAnsi="Noto Sans TC"/>
+              </w:rPr>
+            </w:pPr>
+            <w:r>
+              <w:rPr>
+                <w:rFonts w:ascii="Noto Sans TC" w:eastAsia="Noto Sans TC" w:hAnsi="Noto Sans TC" w:hint="eastAsia"/>
               </w:rPr>
               <w:t>時間</w:t>
             </w:r>
@@ -1024,10 +1267,13 @@
           <w:p>
             <w:pPr>
               <w:ind w:left="0" w:firstLine="0"/>
-            </w:pPr>
-            <w:r>
-              <w:rPr>
-                <w:rFonts w:hint="eastAsia"/>
+              <w:rPr>
+                <w:rFonts w:ascii="Noto Sans TC" w:eastAsia="Noto Sans TC" w:hAnsi="Noto Sans TC"/>
+              </w:rPr>
+            </w:pPr>
+            <w:r>
+              <w:rPr>
+                <w:rFonts w:ascii="Noto Sans TC" w:eastAsia="Noto Sans TC" w:hAnsi="Noto Sans TC" w:hint="eastAsia"/>
               </w:rPr>
               <w:t>這筆資料上傳到伺服器的時間，可以用這個欄位判斷是不是資料更新了。</w:t>
             </w:r>
@@ -1036,16 +1282,27 @@
       </w:tr>
     </w:tbl>
     <w:p>
+      <w:pPr>
+        <w:rPr>
+          <w:rFonts w:ascii="Noto Sans TC" w:eastAsia="Noto Sans TC" w:hAnsi="Noto Sans TC"/>
+        </w:rPr>
+      </w:pPr>
       <w:r>
         <w:rPr>
-          <w:rFonts w:hint="eastAsia"/>
+          <w:rFonts w:ascii="Noto Sans TC" w:eastAsia="Noto Sans TC" w:hAnsi="Noto Sans TC" w:hint="eastAsia"/>
         </w:rPr>
         <w:t>查詢範例如下</w:t>
       </w:r>
     </w:p>
     <w:p>
+      <w:pPr>
+        <w:rPr>
+          <w:rFonts w:ascii="Noto Sans TC" w:eastAsia="Noto Sans TC" w:hAnsi="Noto Sans TC"/>
+        </w:rPr>
+      </w:pPr>
       <w:r>
         <w:rPr>
+          <w:rFonts w:ascii="Noto Sans TC" w:eastAsia="Noto Sans TC" w:hAnsi="Noto Sans TC"/>
           <w:noProof/>
         </w:rPr>
         <w:drawing>
@@ -1064,7 +1321,7 @@
                     <pic:cNvPicPr/>
                   </pic:nvPicPr>
                   <pic:blipFill>
-                    <a:blip r:embed="rId12"/>
+                    <a:blip r:embed="rId13"/>
                     <a:stretch>
                       <a:fillRect/>
                     </a:stretch>
@@ -1085,37 +1342,71 @@
         </w:drawing>
       </w:r>
     </w:p>
-    <w:p/>
+    <w:p>
+      <w:pPr>
+        <w:rPr>
+          <w:rFonts w:ascii="Noto Sans TC" w:eastAsia="Noto Sans TC" w:hAnsi="Noto Sans TC"/>
+        </w:rPr>
+      </w:pPr>
+    </w:p>
     <w:p>
       <w:pPr>
         <w:spacing w:after="0" w:line="240" w:lineRule="auto"/>
         <w:ind w:left="0" w:firstLine="0"/>
+        <w:rPr>
+          <w:rFonts w:ascii="Noto Sans TC" w:eastAsia="Noto Sans TC" w:hAnsi="Noto Sans TC"/>
+        </w:rPr>
       </w:pPr>
       <w:r>
+        <w:rPr>
+          <w:rFonts w:ascii="Noto Sans TC" w:eastAsia="Noto Sans TC" w:hAnsi="Noto Sans TC"/>
+        </w:rPr>
         <w:br w:type="page"/>
       </w:r>
     </w:p>
     <w:p>
+      <w:pPr>
+        <w:rPr>
+          <w:rFonts w:ascii="Noto Sans TC" w:eastAsia="Noto Sans TC" w:hAnsi="Noto Sans TC"/>
+        </w:rPr>
+      </w:pPr>
       <w:r>
         <w:rPr>
-          <w:rFonts w:hint="eastAsia"/>
+          <w:rFonts w:ascii="Noto Sans TC" w:eastAsia="Noto Sans TC" w:hAnsi="Noto Sans TC" w:hint="eastAsia"/>
         </w:rPr>
         <w:lastRenderedPageBreak/>
         <w:t>清單結果如下 :</w:t>
       </w:r>
     </w:p>
-    <w:p/>
     <w:p>
+      <w:pPr>
+        <w:rPr>
+          <w:rFonts w:ascii="Noto Sans TC" w:eastAsia="Noto Sans TC" w:hAnsi="Noto Sans TC"/>
+        </w:rPr>
+      </w:pPr>
+    </w:p>
+    <w:p>
+      <w:pPr>
+        <w:rPr>
+          <w:rFonts w:ascii="Noto Sans TC" w:eastAsia="Noto Sans TC" w:hAnsi="Noto Sans TC"/>
+        </w:rPr>
+      </w:pPr>
       <w:r>
         <w:rPr>
-          <w:rFonts w:hint="eastAsia"/>
+          <w:rFonts w:ascii="Noto Sans TC" w:eastAsia="Noto Sans TC" w:hAnsi="Noto Sans TC" w:hint="eastAsia"/>
         </w:rPr>
         <w:t>第一筆會是最舊的資料，第一百筆會是最新的資料</w:t>
       </w:r>
     </w:p>
     <w:p>
+      <w:pPr>
+        <w:rPr>
+          <w:rFonts w:ascii="Noto Sans TC" w:eastAsia="Noto Sans TC" w:hAnsi="Noto Sans TC"/>
+        </w:rPr>
+      </w:pPr>
       <w:r>
         <w:rPr>
+          <w:rFonts w:ascii="Noto Sans TC" w:eastAsia="Noto Sans TC" w:hAnsi="Noto Sans TC"/>
           <w:noProof/>
         </w:rPr>
         <w:drawing>
@@ -1134,7 +1425,7 @@
                     <pic:cNvPicPr/>
                   </pic:nvPicPr>
                   <pic:blipFill>
-                    <a:blip r:embed="rId13"/>
+                    <a:blip r:embed="rId14"/>
                     <a:stretch>
                       <a:fillRect/>
                     </a:stretch>
@@ -1155,10 +1446,581 @@
         </w:drawing>
       </w:r>
     </w:p>
+    <w:p>
+      <w:pPr>
+        <w:rPr>
+          <w:rFonts w:ascii="Noto Sans TC" w:eastAsia="Noto Sans TC" w:hAnsi="Noto Sans TC"/>
+        </w:rPr>
+      </w:pPr>
+    </w:p>
+    <w:p>
+      <w:pPr>
+        <w:rPr>
+          <w:rFonts w:ascii="Noto Sans TC" w:eastAsia="Noto Sans TC" w:hAnsi="Noto Sans TC"/>
+        </w:rPr>
+      </w:pPr>
+    </w:p>
+    <w:p>
+      <w:pPr>
+        <w:rPr>
+          <w:rFonts w:ascii="Noto Sans TC" w:eastAsia="Noto Sans TC" w:hAnsi="Noto Sans TC"/>
+        </w:rPr>
+      </w:pPr>
+    </w:p>
+    <w:tbl>
+      <w:tblPr>
+        <w:tblStyle w:val="a5"/>
+        <w:tblW w:w="0" w:type="auto"/>
+        <w:tblInd w:w="10" w:type="dxa"/>
+        <w:tblBorders>
+          <w:top w:val="none" w:sz="0" w:space="0" w:color="auto"/>
+          <w:left w:val="none" w:sz="0" w:space="0" w:color="auto"/>
+          <w:bottom w:val="none" w:sz="0" w:space="0" w:color="auto"/>
+          <w:right w:val="none" w:sz="0" w:space="0" w:color="auto"/>
+          <w:insideH w:val="none" w:sz="0" w:space="0" w:color="auto"/>
+          <w:insideV w:val="none" w:sz="0" w:space="0" w:color="auto"/>
+        </w:tblBorders>
+        <w:tblLook w:val="04A0" w:firstRow="1" w:lastRow="0" w:firstColumn="1" w:lastColumn="0" w:noHBand="0" w:noVBand="1"/>
+      </w:tblPr>
+      <w:tblGrid>
+        <w:gridCol w:w="1124"/>
+        <w:gridCol w:w="5954"/>
+      </w:tblGrid>
+      <w:tr>
+        <w:tc>
+          <w:tcPr>
+            <w:tcW w:w="1124" w:type="dxa"/>
+            <w:vAlign w:val="center"/>
+          </w:tcPr>
+          <w:p>
+            <w:pPr>
+              <w:ind w:left="0" w:firstLine="0"/>
+              <w:jc w:val="both"/>
+              <w:rPr>
+                <w:rFonts w:ascii="Noto Sans TC" w:eastAsia="Noto Sans TC" w:hAnsi="Noto Sans TC"/>
+                <w:szCs w:val="24"/>
+              </w:rPr>
+            </w:pPr>
+            <w:r>
+              <w:rPr>
+                <w:rFonts w:ascii="Noto Sans TC" w:eastAsia="Noto Sans TC" w:hAnsi="Noto Sans TC"/>
+                <w:noProof/>
+                <w:szCs w:val="24"/>
+              </w:rPr>
+              <w:drawing>
+                <wp:inline distT="0" distB="0" distL="0" distR="0" wp14:anchorId="43A72ED2" wp14:editId="7FBBFD43">
+                  <wp:extent cx="571500" cy="416943"/>
+                  <wp:effectExtent l="0" t="0" r="0" b="2540"/>
+                  <wp:docPr id="1" name="圖片 1"/>
+                  <wp:cNvGraphicFramePr>
+                    <a:graphicFrameLocks xmlns:a="http://schemas.openxmlformats.org/drawingml/2006/main" noChangeAspect="1"/>
+                  </wp:cNvGraphicFramePr>
+                  <a:graphic xmlns:a="http://schemas.openxmlformats.org/drawingml/2006/main">
+                    <a:graphicData uri="http://schemas.openxmlformats.org/drawingml/2006/picture">
+                      <pic:pic xmlns:pic="http://schemas.openxmlformats.org/drawingml/2006/picture">
+                        <pic:nvPicPr>
+                          <pic:cNvPr id="1" name=""/>
+                          <pic:cNvPicPr/>
+                        </pic:nvPicPr>
+                        <pic:blipFill>
+                          <a:blip r:embed="rId15"/>
+                          <a:stretch>
+                            <a:fillRect/>
+                          </a:stretch>
+                        </pic:blipFill>
+                        <pic:spPr>
+                          <a:xfrm>
+                            <a:off x="0" y="0"/>
+                            <a:ext cx="591285" cy="431377"/>
+                          </a:xfrm>
+                          <a:prstGeom prst="rect">
+                            <a:avLst/>
+                          </a:prstGeom>
+                        </pic:spPr>
+                      </pic:pic>
+                    </a:graphicData>
+                  </a:graphic>
+                </wp:inline>
+              </w:drawing>
+            </w:r>
+          </w:p>
+        </w:tc>
+        <w:tc>
+          <w:tcPr>
+            <w:tcW w:w="5954" w:type="dxa"/>
+            <w:vAlign w:val="center"/>
+          </w:tcPr>
+          <w:p>
+            <w:pPr>
+              <w:ind w:left="0" w:firstLine="0"/>
+              <w:jc w:val="both"/>
+              <w:rPr>
+                <w:rFonts w:ascii="Noto Sans TC" w:eastAsia="Noto Sans TC" w:hAnsi="Noto Sans TC"/>
+                <w:szCs w:val="24"/>
+              </w:rPr>
+            </w:pPr>
+            <w:r>
+              <w:rPr>
+                <w:rFonts w:ascii="Noto Sans TC" w:eastAsia="Noto Sans TC" w:hAnsi="Noto Sans TC" w:hint="eastAsia"/>
+                <w:szCs w:val="24"/>
+              </w:rPr>
+              <w:t>若需要詳細操作內容可參考</w:t>
+            </w:r>
+            <w:r>
+              <w:rPr>
+                <w:rFonts w:ascii="Noto Sans TC" w:eastAsia="Noto Sans TC" w:hAnsi="Noto Sans TC" w:hint="eastAsia"/>
+                <w:szCs w:val="24"/>
+              </w:rPr>
+              <w:t>AI物聯網相關</w:t>
+            </w:r>
+            <w:bookmarkStart w:id="0" w:name="_GoBack"/>
+            <w:bookmarkEnd w:id="0"/>
+            <w:r>
+              <w:rPr>
+                <w:rFonts w:ascii="Noto Sans TC" w:eastAsia="Noto Sans TC" w:hAnsi="Noto Sans TC" w:hint="eastAsia"/>
+                <w:szCs w:val="24"/>
+              </w:rPr>
+              <w:t>影片：</w:t>
+            </w:r>
+          </w:p>
+        </w:tc>
+      </w:tr>
+      <w:tr>
+        <w:tc>
+          <w:tcPr>
+            <w:tcW w:w="1124" w:type="dxa"/>
+            <w:vAlign w:val="center"/>
+          </w:tcPr>
+          <w:p>
+            <w:pPr>
+              <w:ind w:left="0" w:firstLine="0"/>
+              <w:jc w:val="both"/>
+              <w:rPr>
+                <w:rFonts w:ascii="Noto Sans TC" w:eastAsia="Noto Sans TC" w:hAnsi="Noto Sans TC"/>
+                <w:noProof/>
+                <w:szCs w:val="24"/>
+              </w:rPr>
+            </w:pPr>
+          </w:p>
+        </w:tc>
+        <w:tc>
+          <w:tcPr>
+            <w:tcW w:w="5954" w:type="dxa"/>
+            <w:vAlign w:val="center"/>
+          </w:tcPr>
+          <w:p>
+            <w:pPr>
+              <w:ind w:left="0" w:firstLine="0"/>
+              <w:jc w:val="both"/>
+              <w:rPr>
+                <w:rFonts w:ascii="Noto Sans TC" w:eastAsia="Noto Sans TC" w:hAnsi="Noto Sans TC" w:hint="eastAsia"/>
+                <w:szCs w:val="24"/>
+              </w:rPr>
+            </w:pPr>
+            <w:hyperlink r:id="rId16" w:history="1">
+              <w:r>
+                <w:rPr>
+                  <w:rStyle w:val="a6"/>
+                  <w:rFonts w:ascii="Noto Sans TC" w:eastAsia="Noto Sans TC" w:hAnsi="Noto Sans TC" w:cs="Arial"/>
+                  <w:szCs w:val="24"/>
+                  <w:shd w:val="clear" w:color="auto" w:fill="FFFFFF"/>
+                </w:rPr>
+                <w:t>1. NKNUBLOCK的圖表積木</w:t>
+              </w:r>
+            </w:hyperlink>
+          </w:p>
+        </w:tc>
+      </w:tr>
+      <w:tr>
+        <w:tc>
+          <w:tcPr>
+            <w:tcW w:w="1124" w:type="dxa"/>
+            <w:vAlign w:val="center"/>
+          </w:tcPr>
+          <w:p>
+            <w:pPr>
+              <w:ind w:left="0" w:firstLine="0"/>
+              <w:jc w:val="both"/>
+              <w:rPr>
+                <w:rFonts w:ascii="Noto Sans TC" w:eastAsia="Noto Sans TC" w:hAnsi="Noto Sans TC"/>
+                <w:noProof/>
+                <w:szCs w:val="24"/>
+              </w:rPr>
+            </w:pPr>
+          </w:p>
+        </w:tc>
+        <w:tc>
+          <w:tcPr>
+            <w:tcW w:w="5954" w:type="dxa"/>
+            <w:vAlign w:val="center"/>
+          </w:tcPr>
+          <w:p>
+            <w:pPr>
+              <w:ind w:left="0" w:firstLine="0"/>
+              <w:jc w:val="both"/>
+              <w:rPr>
+                <w:rFonts w:ascii="Noto Sans TC" w:eastAsia="Noto Sans TC" w:hAnsi="Noto Sans TC" w:hint="eastAsia"/>
+                <w:szCs w:val="24"/>
+              </w:rPr>
+            </w:pPr>
+            <w:hyperlink r:id="rId17" w:history="1">
+              <w:r>
+                <w:rPr>
+                  <w:rStyle w:val="a6"/>
+                  <w:rFonts w:ascii="Noto Sans TC" w:eastAsia="Noto Sans TC" w:hAnsi="Noto Sans TC" w:hint="eastAsia"/>
+                  <w:szCs w:val="24"/>
+                </w:rPr>
+                <w:t xml:space="preserve">2. </w:t>
+              </w:r>
+              <w:r>
+                <w:rPr>
+                  <w:rStyle w:val="a6"/>
+                  <w:rFonts w:ascii="Noto Sans TC" w:eastAsia="Noto Sans TC" w:hAnsi="Noto Sans TC" w:cs="Arial"/>
+                  <w:szCs w:val="24"/>
+                  <w:shd w:val="clear" w:color="auto" w:fill="FFFFFF"/>
+                </w:rPr>
+                <w:t>數據存檔方式</w:t>
+              </w:r>
+            </w:hyperlink>
+          </w:p>
+        </w:tc>
+      </w:tr>
+      <w:tr>
+        <w:tc>
+          <w:tcPr>
+            <w:tcW w:w="1124" w:type="dxa"/>
+            <w:vAlign w:val="center"/>
+          </w:tcPr>
+          <w:p>
+            <w:pPr>
+              <w:ind w:left="0" w:firstLine="0"/>
+              <w:jc w:val="both"/>
+              <w:rPr>
+                <w:rFonts w:ascii="Noto Sans TC" w:eastAsia="Noto Sans TC" w:hAnsi="Noto Sans TC"/>
+                <w:noProof/>
+                <w:szCs w:val="24"/>
+              </w:rPr>
+            </w:pPr>
+          </w:p>
+        </w:tc>
+        <w:tc>
+          <w:tcPr>
+            <w:tcW w:w="5954" w:type="dxa"/>
+            <w:vAlign w:val="center"/>
+          </w:tcPr>
+          <w:p>
+            <w:pPr>
+              <w:ind w:left="0" w:firstLine="0"/>
+              <w:jc w:val="both"/>
+              <w:rPr>
+                <w:rFonts w:ascii="Noto Sans TC" w:eastAsia="Noto Sans TC" w:hAnsi="Noto Sans TC" w:hint="eastAsia"/>
+                <w:szCs w:val="24"/>
+              </w:rPr>
+            </w:pPr>
+            <w:hyperlink r:id="rId18" w:history="1">
+              <w:r>
+                <w:rPr>
+                  <w:rStyle w:val="a6"/>
+                  <w:rFonts w:ascii="Noto Sans TC" w:eastAsia="Noto Sans TC" w:hAnsi="Noto Sans TC" w:hint="eastAsia"/>
+                  <w:szCs w:val="24"/>
+                </w:rPr>
+                <w:t xml:space="preserve">3. </w:t>
+              </w:r>
+              <w:r>
+                <w:rPr>
+                  <w:rStyle w:val="a6"/>
+                  <w:rFonts w:ascii="Noto Sans TC" w:eastAsia="Noto Sans TC" w:hAnsi="Noto Sans TC" w:cs="Arial"/>
+                  <w:szCs w:val="24"/>
+                  <w:shd w:val="clear" w:color="auto" w:fill="FFFFFF"/>
+                </w:rPr>
+                <w:t>NKNUBLOCK的IoT積木</w:t>
+              </w:r>
+            </w:hyperlink>
+          </w:p>
+        </w:tc>
+      </w:tr>
+      <w:tr>
+        <w:tc>
+          <w:tcPr>
+            <w:tcW w:w="1124" w:type="dxa"/>
+            <w:vAlign w:val="center"/>
+          </w:tcPr>
+          <w:p>
+            <w:pPr>
+              <w:ind w:left="0" w:firstLine="0"/>
+              <w:jc w:val="both"/>
+              <w:rPr>
+                <w:rFonts w:ascii="Noto Sans TC" w:eastAsia="Noto Sans TC" w:hAnsi="Noto Sans TC"/>
+                <w:noProof/>
+                <w:szCs w:val="24"/>
+              </w:rPr>
+            </w:pPr>
+          </w:p>
+        </w:tc>
+        <w:tc>
+          <w:tcPr>
+            <w:tcW w:w="5954" w:type="dxa"/>
+            <w:vAlign w:val="center"/>
+          </w:tcPr>
+          <w:p>
+            <w:pPr>
+              <w:ind w:left="0" w:firstLine="0"/>
+              <w:jc w:val="both"/>
+              <w:rPr>
+                <w:rFonts w:ascii="Noto Sans TC" w:eastAsia="Noto Sans TC" w:hAnsi="Noto Sans TC" w:hint="eastAsia"/>
+                <w:szCs w:val="24"/>
+              </w:rPr>
+            </w:pPr>
+            <w:hyperlink r:id="rId19" w:history="1">
+              <w:r>
+                <w:rPr>
+                  <w:rStyle w:val="a6"/>
+                  <w:rFonts w:ascii="Noto Sans TC" w:eastAsia="Noto Sans TC" w:hAnsi="Noto Sans TC" w:hint="eastAsia"/>
+                  <w:szCs w:val="24"/>
+                </w:rPr>
+                <w:t xml:space="preserve">4. </w:t>
+              </w:r>
+              <w:r>
+                <w:rPr>
+                  <w:rStyle w:val="a6"/>
+                  <w:rFonts w:ascii="Noto Sans TC" w:eastAsia="Noto Sans TC" w:hAnsi="Noto Sans TC" w:cs="Arial"/>
+                  <w:szCs w:val="24"/>
+                  <w:shd w:val="clear" w:color="auto" w:fill="FFFFFF"/>
+                </w:rPr>
+                <w:t>UDP積木應用說明</w:t>
+              </w:r>
+            </w:hyperlink>
+          </w:p>
+        </w:tc>
+      </w:tr>
+      <w:tr>
+        <w:tc>
+          <w:tcPr>
+            <w:tcW w:w="1124" w:type="dxa"/>
+            <w:vAlign w:val="center"/>
+          </w:tcPr>
+          <w:p>
+            <w:pPr>
+              <w:ind w:left="0" w:firstLine="0"/>
+              <w:jc w:val="both"/>
+              <w:rPr>
+                <w:rFonts w:ascii="Noto Sans TC" w:eastAsia="Noto Sans TC" w:hAnsi="Noto Sans TC"/>
+                <w:noProof/>
+                <w:szCs w:val="24"/>
+              </w:rPr>
+            </w:pPr>
+          </w:p>
+        </w:tc>
+        <w:tc>
+          <w:tcPr>
+            <w:tcW w:w="5954" w:type="dxa"/>
+            <w:vAlign w:val="center"/>
+          </w:tcPr>
+          <w:p>
+            <w:pPr>
+              <w:ind w:left="0" w:firstLine="0"/>
+              <w:jc w:val="both"/>
+              <w:rPr>
+                <w:rFonts w:ascii="Noto Sans TC" w:eastAsia="Noto Sans TC" w:hAnsi="Noto Sans TC" w:hint="eastAsia"/>
+                <w:szCs w:val="24"/>
+              </w:rPr>
+            </w:pPr>
+            <w:hyperlink r:id="rId20" w:history="1">
+              <w:r>
+                <w:rPr>
+                  <w:rStyle w:val="a6"/>
+                  <w:rFonts w:ascii="Noto Sans TC" w:eastAsia="Noto Sans TC" w:hAnsi="Noto Sans TC" w:hint="eastAsia"/>
+                  <w:szCs w:val="24"/>
+                </w:rPr>
+                <w:t>5. 如何</w:t>
+              </w:r>
+              <w:r>
+                <w:rPr>
+                  <w:rStyle w:val="a6"/>
+                  <w:rFonts w:ascii="Noto Sans TC" w:eastAsia="Noto Sans TC" w:hAnsi="Noto Sans TC" w:cs="Arial"/>
+                  <w:szCs w:val="24"/>
+                  <w:shd w:val="clear" w:color="auto" w:fill="FFFFFF"/>
+                </w:rPr>
+                <w:t>傳資料給自己</w:t>
+              </w:r>
+            </w:hyperlink>
+          </w:p>
+        </w:tc>
+      </w:tr>
+      <w:tr>
+        <w:tc>
+          <w:tcPr>
+            <w:tcW w:w="1124" w:type="dxa"/>
+            <w:vAlign w:val="center"/>
+          </w:tcPr>
+          <w:p>
+            <w:pPr>
+              <w:ind w:left="0" w:firstLine="0"/>
+              <w:jc w:val="both"/>
+              <w:rPr>
+                <w:rFonts w:ascii="Noto Sans TC" w:eastAsia="Noto Sans TC" w:hAnsi="Noto Sans TC"/>
+                <w:noProof/>
+                <w:szCs w:val="24"/>
+              </w:rPr>
+            </w:pPr>
+          </w:p>
+        </w:tc>
+        <w:tc>
+          <w:tcPr>
+            <w:tcW w:w="5954" w:type="dxa"/>
+            <w:vAlign w:val="center"/>
+          </w:tcPr>
+          <w:p>
+            <w:pPr>
+              <w:ind w:left="0" w:firstLine="0"/>
+              <w:jc w:val="both"/>
+              <w:rPr>
+                <w:rFonts w:ascii="Noto Sans TC" w:eastAsia="Noto Sans TC" w:hAnsi="Noto Sans TC" w:hint="eastAsia"/>
+                <w:szCs w:val="24"/>
+              </w:rPr>
+            </w:pPr>
+            <w:hyperlink r:id="rId21" w:history="1">
+              <w:r>
+                <w:rPr>
+                  <w:rStyle w:val="a6"/>
+                  <w:rFonts w:ascii="Noto Sans TC" w:eastAsia="Noto Sans TC" w:hAnsi="Noto Sans TC" w:hint="eastAsia"/>
+                  <w:szCs w:val="24"/>
+                </w:rPr>
+                <w:t xml:space="preserve">6. </w:t>
+              </w:r>
+              <w:r>
+                <w:rPr>
+                  <w:rStyle w:val="a6"/>
+                  <w:rFonts w:ascii="Noto Sans TC" w:eastAsia="Noto Sans TC" w:hAnsi="Noto Sans TC" w:cs="Arial"/>
+                  <w:szCs w:val="24"/>
+                  <w:shd w:val="clear" w:color="auto" w:fill="FFFFFF"/>
+                </w:rPr>
+                <w:t>兩人一組互傳資料</w:t>
+              </w:r>
+            </w:hyperlink>
+          </w:p>
+        </w:tc>
+      </w:tr>
+      <w:tr>
+        <w:tc>
+          <w:tcPr>
+            <w:tcW w:w="1124" w:type="dxa"/>
+            <w:vAlign w:val="center"/>
+          </w:tcPr>
+          <w:p>
+            <w:pPr>
+              <w:ind w:left="0" w:firstLine="0"/>
+              <w:jc w:val="both"/>
+              <w:rPr>
+                <w:rFonts w:ascii="Noto Sans TC" w:eastAsia="Noto Sans TC" w:hAnsi="Noto Sans TC"/>
+                <w:noProof/>
+                <w:szCs w:val="24"/>
+              </w:rPr>
+            </w:pPr>
+          </w:p>
+        </w:tc>
+        <w:tc>
+          <w:tcPr>
+            <w:tcW w:w="5954" w:type="dxa"/>
+            <w:vAlign w:val="center"/>
+          </w:tcPr>
+          <w:p>
+            <w:pPr>
+              <w:ind w:left="0" w:firstLine="0"/>
+              <w:jc w:val="both"/>
+              <w:rPr>
+                <w:rFonts w:ascii="Noto Sans TC" w:eastAsia="Noto Sans TC" w:hAnsi="Noto Sans TC" w:hint="eastAsia"/>
+                <w:szCs w:val="24"/>
+              </w:rPr>
+            </w:pPr>
+            <w:hyperlink r:id="rId22" w:history="1">
+              <w:r>
+                <w:rPr>
+                  <w:rStyle w:val="a6"/>
+                  <w:rFonts w:ascii="Noto Sans TC" w:eastAsia="Noto Sans TC" w:hAnsi="Noto Sans TC" w:hint="eastAsia"/>
+                  <w:szCs w:val="24"/>
+                </w:rPr>
+                <w:t xml:space="preserve">7. </w:t>
+              </w:r>
+              <w:r>
+                <w:rPr>
+                  <w:rStyle w:val="a6"/>
+                  <w:rFonts w:ascii="Noto Sans TC" w:eastAsia="Noto Sans TC" w:hAnsi="Noto Sans TC" w:cs="Arial"/>
+                  <w:szCs w:val="24"/>
+                  <w:shd w:val="clear" w:color="auto" w:fill="FFFFFF"/>
+                </w:rPr>
+                <w:t>傳送資料到雲端</w:t>
+              </w:r>
+            </w:hyperlink>
+          </w:p>
+        </w:tc>
+      </w:tr>
+      <w:tr>
+        <w:tc>
+          <w:tcPr>
+            <w:tcW w:w="1124" w:type="dxa"/>
+            <w:vAlign w:val="center"/>
+          </w:tcPr>
+          <w:p>
+            <w:pPr>
+              <w:ind w:left="0" w:firstLine="0"/>
+              <w:jc w:val="both"/>
+              <w:rPr>
+                <w:rFonts w:ascii="Noto Sans TC" w:eastAsia="Noto Sans TC" w:hAnsi="Noto Sans TC"/>
+                <w:noProof/>
+                <w:szCs w:val="24"/>
+              </w:rPr>
+            </w:pPr>
+          </w:p>
+        </w:tc>
+        <w:tc>
+          <w:tcPr>
+            <w:tcW w:w="5954" w:type="dxa"/>
+            <w:vAlign w:val="center"/>
+          </w:tcPr>
+          <w:p>
+            <w:pPr>
+              <w:ind w:left="0" w:firstLine="0"/>
+              <w:jc w:val="both"/>
+              <w:rPr>
+                <w:rFonts w:ascii="Noto Sans TC" w:eastAsia="Noto Sans TC" w:hAnsi="Noto Sans TC" w:hint="eastAsia"/>
+                <w:szCs w:val="24"/>
+              </w:rPr>
+            </w:pPr>
+            <w:hyperlink r:id="rId23" w:history="1">
+              <w:r>
+                <w:rPr>
+                  <w:rStyle w:val="a6"/>
+                  <w:rFonts w:ascii="Noto Sans TC" w:eastAsia="Noto Sans TC" w:hAnsi="Noto Sans TC" w:hint="eastAsia"/>
+                  <w:szCs w:val="24"/>
+                </w:rPr>
+                <w:t xml:space="preserve">8. </w:t>
+              </w:r>
+              <w:r>
+                <w:rPr>
+                  <w:rStyle w:val="a6"/>
+                  <w:rFonts w:ascii="Noto Sans TC" w:eastAsia="Noto Sans TC" w:hAnsi="Noto Sans TC" w:cs="Arial"/>
+                  <w:szCs w:val="24"/>
+                  <w:shd w:val="clear" w:color="auto" w:fill="FFFFFF"/>
+                </w:rPr>
+                <w:t>NKNUBLOCK AI 應用</w:t>
+              </w:r>
+            </w:hyperlink>
+          </w:p>
+        </w:tc>
+      </w:tr>
+    </w:tbl>
+    <w:p>
+      <w:pPr>
+        <w:rPr>
+          <w:rFonts w:ascii="Noto Sans TC" w:eastAsia="Noto Sans TC" w:hAnsi="Noto Sans TC"/>
+        </w:rPr>
+      </w:pPr>
+    </w:p>
     <w:sectPr>
-      <w:footerReference w:type="even" r:id="rId14"/>
-      <w:footerReference w:type="default" r:id="rId15"/>
-      <w:footerReference w:type="first" r:id="rId16"/>
+      <w:footerReference w:type="even" r:id="rId24"/>
+      <w:footerReference w:type="default" r:id="rId25"/>
+      <w:footerReference w:type="first" r:id="rId26"/>
       <w:pgSz w:w="11906" w:h="16838"/>
       <w:pgMar w:top="1418" w:right="996" w:bottom="1490" w:left="1419" w:header="720" w:footer="737" w:gutter="0"/>
       <w:cols w:space="720"/>
